--- a/webapp/templates/TOTRINH/11_Mau_Giay_trieu_tap.docx
+++ b/webapp/templates/TOTRINH/11_Mau_Giay_trieu_tap.docx
@@ -700,6 +700,12 @@
       </w:r>
     </w:p>
     <w:p>
+      <w:pPr/>
+      <w:r>
+        <w:t>(CONTENT)</w:t>
+      </w:r>
+    </w:p>
+    <w:p>
       <w:pPr>
         <w:pStyle w:val="BodyText"/>
         <w:rPr>
@@ -707,283 +713,6 @@
           <w:sz w:val="24"/>
         </w:rPr>
       </w:pPr>
-    </w:p>
-    <w:p>
-      <w:pPr>
-        <w:pStyle w:val="BodyText"/>
-        <w:tabs>
-          <w:tab w:val="left" w:pos="567"/>
-        </w:tabs>
-        <w:rPr>
-          <w:rFonts w:ascii="Times New Roman" w:hAnsi="Times New Roman"/>
-        </w:rPr>
-      </w:pPr>
-      <w:r>
-        <w:rPr>
-          <w:rFonts w:ascii="Times New Roman" w:hAnsi="Times New Roman"/>
-        </w:rPr>
-        <w:tab/>
-        <w:t>Giám đốc …….quyết định triệu tập “Hội nghị………................……...</w:t>
-      </w:r>
-    </w:p>
-    <w:p>
-      <w:pPr>
-        <w:pStyle w:val="BodyText"/>
-        <w:tabs>
-          <w:tab w:val="left" w:pos="567"/>
-        </w:tabs>
-        <w:spacing w:before="120"/>
-        <w:rPr>
-          <w:rFonts w:ascii="Times New Roman" w:hAnsi="Times New Roman"/>
-        </w:rPr>
-      </w:pPr>
-      <w:r>
-        <w:rPr>
-          <w:rFonts w:ascii="Times New Roman" w:hAnsi="Times New Roman"/>
-        </w:rPr>
-        <w:tab/>
-        <w:t>1. Thời gian và địa điểm:</w:t>
-      </w:r>
-    </w:p>
-    <w:p>
-      <w:pPr>
-        <w:pStyle w:val="BodyText"/>
-        <w:tabs>
-          <w:tab w:val="left" w:pos="567"/>
-        </w:tabs>
-        <w:rPr>
-          <w:rFonts w:ascii="Times New Roman" w:hAnsi="Times New Roman"/>
-        </w:rPr>
-      </w:pPr>
-      <w:r>
-        <w:rPr>
-          <w:rFonts w:ascii="Times New Roman" w:hAnsi="Times New Roman"/>
-        </w:rPr>
-        <w:tab/>
-      </w:r>
-      <w:r>
-        <w:rPr>
-          <w:rFonts w:ascii="Times New Roman" w:hAnsi="Times New Roman"/>
-          <w:b/>
-        </w:rPr>
-        <w:t>- Thời gian</w:t>
-      </w:r>
-      <w:r>
-        <w:rPr>
-          <w:rFonts w:ascii="Times New Roman" w:hAnsi="Times New Roman"/>
-          <w:b/>
-        </w:rPr>
-        <w:t xml:space="preserve">: </w:t>
-      </w:r>
-      <w:r>
-        <w:rPr>
-          <w:rFonts w:ascii="Times New Roman" w:hAnsi="Times New Roman"/>
-        </w:rPr>
-        <w:t>Hội nghị làm việc trong…...ngày,…./.../...200. đến …/…/20., khai mạc lúc…h00 ngày…/…/20..</w:t>
-      </w:r>
-    </w:p>
-    <w:p>
-      <w:pPr>
-        <w:pStyle w:val="BodyText"/>
-        <w:tabs>
-          <w:tab w:val="left" w:pos="567"/>
-        </w:tabs>
-        <w:rPr>
-          <w:rFonts w:ascii="Times New Roman" w:hAnsi="Times New Roman"/>
-        </w:rPr>
-      </w:pPr>
-      <w:r>
-        <w:rPr>
-          <w:rFonts w:ascii="Times New Roman" w:hAnsi="Times New Roman"/>
-        </w:rPr>
-        <w:tab/>
-      </w:r>
-      <w:r>
-        <w:rPr>
-          <w:rFonts w:ascii="Times New Roman" w:hAnsi="Times New Roman"/>
-          <w:b/>
-        </w:rPr>
-        <w:t>- Địa điểm:</w:t>
-      </w:r>
-      <w:r>
-        <w:rPr>
-          <w:rFonts w:ascii="Times New Roman" w:hAnsi="Times New Roman"/>
-        </w:rPr>
-        <w:t>……………………….</w:t>
-      </w:r>
-    </w:p>
-    <w:p>
-      <w:pPr>
-        <w:pStyle w:val="BodyText"/>
-        <w:tabs>
-          <w:tab w:val="left" w:pos="567"/>
-        </w:tabs>
-        <w:spacing w:before="120"/>
-        <w:rPr>
-          <w:rFonts w:ascii="Times New Roman" w:hAnsi="Times New Roman"/>
-        </w:rPr>
-      </w:pPr>
-      <w:r>
-        <w:rPr>
-          <w:rFonts w:ascii="Times New Roman" w:hAnsi="Times New Roman"/>
-        </w:rPr>
-        <w:tab/>
-        <w:t>2. Thành phần (có danh sách kèm theo)</w:t>
-      </w:r>
-    </w:p>
-    <w:p>
-      <w:pPr>
-        <w:pStyle w:val="BodyText"/>
-        <w:tabs>
-          <w:tab w:val="left" w:pos="567"/>
-        </w:tabs>
-        <w:rPr>
-          <w:rFonts w:ascii="Times New Roman" w:hAnsi="Times New Roman"/>
-        </w:rPr>
-      </w:pPr>
-      <w:r>
-        <w:rPr>
-          <w:rFonts w:ascii="Times New Roman" w:hAnsi="Times New Roman"/>
-        </w:rPr>
-        <w:tab/>
-        <w:t>a. Khối cơ quan….:</w:t>
-      </w:r>
-    </w:p>
-    <w:p>
-      <w:pPr>
-        <w:pStyle w:val="BodyText"/>
-        <w:tabs>
-          <w:tab w:val="left" w:pos="567"/>
-        </w:tabs>
-        <w:rPr>
-          <w:rFonts w:ascii="Times New Roman" w:hAnsi="Times New Roman"/>
-        </w:rPr>
-      </w:pPr>
-      <w:r>
-        <w:rPr>
-          <w:rFonts w:ascii="Times New Roman" w:hAnsi="Times New Roman"/>
-        </w:rPr>
-        <w:tab/>
-        <w:t>b. Các đơn vị trực thuộc:</w:t>
-      </w:r>
-    </w:p>
-    <w:p>
-      <w:pPr>
-        <w:pStyle w:val="BodyText"/>
-        <w:tabs>
-          <w:tab w:val="left" w:pos="567"/>
-        </w:tabs>
-        <w:spacing w:before="120"/>
-        <w:rPr>
-          <w:rFonts w:ascii="Times New Roman" w:hAnsi="Times New Roman"/>
-        </w:rPr>
-      </w:pPr>
-      <w:r>
-        <w:rPr>
-          <w:rFonts w:ascii="Times New Roman" w:hAnsi="Times New Roman"/>
-        </w:rPr>
-        <w:tab/>
-        <w:t>3. Tổ chức triển khai</w:t>
-      </w:r>
-    </w:p>
-    <w:p>
-      <w:pPr>
-        <w:pStyle w:val="BodyText"/>
-        <w:tabs>
-          <w:tab w:val="left" w:pos="567"/>
-        </w:tabs>
-        <w:rPr>
-          <w:rFonts w:ascii="Times New Roman" w:hAnsi="Times New Roman"/>
-          <w:sz w:val="20"/>
-        </w:rPr>
-      </w:pPr>
-      <w:r>
-        <w:rPr>
-          <w:rFonts w:ascii="Times New Roman" w:hAnsi="Times New Roman"/>
-        </w:rPr>
-        <w:tab/>
-        <w:t>- Các đơn vị tham dự đủ, đúng thành phần..</w:t>
-      </w:r>
-      <w:r>
-        <w:rPr>
-          <w:rFonts w:ascii="Times New Roman" w:hAnsi="Times New Roman"/>
-          <w:sz w:val="23"/>
-          <w:szCs w:val="23"/>
-        </w:rPr>
-        <w:t>(nêu phương tiện đi lại của đại biểu)</w:t>
-      </w:r>
-      <w:r>
-        <w:rPr>
-          <w:rFonts w:ascii="Times New Roman" w:hAnsi="Times New Roman"/>
-          <w:sz w:val="20"/>
-        </w:rPr>
-        <w:t>…</w:t>
-      </w:r>
-    </w:p>
-    <w:p>
-      <w:pPr>
-        <w:pStyle w:val="BodyText"/>
-        <w:tabs>
-          <w:tab w:val="left" w:pos="567"/>
-        </w:tabs>
-        <w:rPr>
-          <w:rFonts w:ascii="Times New Roman" w:hAnsi="Times New Roman"/>
-        </w:rPr>
-      </w:pPr>
-      <w:r>
-        <w:rPr>
-          <w:rFonts w:ascii="Times New Roman" w:hAnsi="Times New Roman"/>
-        </w:rPr>
-        <w:tab/>
-        <w:t>- Ban tổ chức Hội nghị đón tiếp và phát tài liệu tới các đại biểu, bắt đầu từ…h00, ngày…/…/200. tại…………..(điện thoại liên hệ………………..).</w:t>
-      </w:r>
-    </w:p>
-    <w:p>
-      <w:pPr>
-        <w:pStyle w:val="BodyText"/>
-        <w:tabs>
-          <w:tab w:val="left" w:pos="567"/>
-        </w:tabs>
-        <w:rPr>
-          <w:rFonts w:ascii="Times New Roman" w:hAnsi="Times New Roman"/>
-          <w:szCs w:val="28"/>
-        </w:rPr>
-      </w:pPr>
-      <w:r>
-        <w:rPr>
-          <w:rFonts w:ascii="Times New Roman" w:hAnsi="Times New Roman"/>
-          <w:sz w:val="24"/>
-        </w:rPr>
-        <w:tab/>
-      </w:r>
-      <w:r>
-        <w:rPr>
-          <w:rFonts w:ascii="Times New Roman" w:hAnsi="Times New Roman"/>
-          <w:szCs w:val="28"/>
-        </w:rPr>
-        <w:t>- Trong quá trình triển khai, nếu có vướng mắc phát sinh, đề nghị liên hệ với Ban tổ chức Hội nghị, số điện thoại:………………….để phối hợp giải quyết.</w:t>
-      </w:r>
-    </w:p>
-    <w:p>
-      <w:pPr>
-        <w:pStyle w:val="BodyText"/>
-        <w:tabs>
-          <w:tab w:val="left" w:pos="567"/>
-        </w:tabs>
-        <w:spacing w:before="120"/>
-        <w:rPr>
-          <w:rFonts w:ascii="Times New Roman" w:hAnsi="Times New Roman"/>
-          <w:szCs w:val="28"/>
-        </w:rPr>
-      </w:pPr>
-      <w:r>
-        <w:rPr>
-          <w:rFonts w:ascii="Times New Roman" w:hAnsi="Times New Roman"/>
-          <w:szCs w:val="28"/>
-        </w:rPr>
-        <w:tab/>
-        <w:t>Đề nghị các đơn vị phối hợp triển khai để Hội nghị đạt kết quả./.</w:t>
-      </w:r>
     </w:p>
     <w:p>
       <w:pPr>

--- a/webapp/templates/TOTRINH/11_Mau_Giay_trieu_tap.docx
+++ b/webapp/templates/TOTRINH/11_Mau_Giay_trieu_tap.docx
@@ -1,86 +1,13 @@
 
 <file path=word/document.xml><?xml version="1.0" encoding="utf-8"?>
-<w:document xmlns:wpc="http://schemas.microsoft.com/office/word/2010/wordprocessingCanvas" xmlns:cx="http://schemas.microsoft.com/office/drawing/2014/chartex" xmlns:cx1="http://schemas.microsoft.com/office/drawing/2015/9/8/chartex" xmlns:cx2="http://schemas.microsoft.com/office/drawing/2015/10/21/chartex" xmlns:cx3="http://schemas.microsoft.com/office/drawing/2016/5/9/chartex" xmlns:cx4="http://schemas.microsoft.com/office/drawing/2016/5/10/chartex" xmlns:cx5="http://schemas.microsoft.com/office/drawing/2016/5/11/chartex" xmlns:cx6="http://schemas.microsoft.com/office/drawing/2016/5/12/chartex" xmlns:cx7="http://schemas.microsoft.com/office/drawing/2016/5/13/chartex" xmlns:cx8="http://schemas.microsoft.com/office/drawing/2016/5/14/chartex" xmlns:mc="http://schemas.openxmlformats.org/markup-compatibility/2006" xmlns:aink="http://schemas.microsoft.com/office/drawing/2016/ink" xmlns:am3d="http://schemas.microsoft.com/office/drawing/2017/model3d" xmlns:o="urn:schemas-microsoft-com:office:office" xmlns:oel="http://schemas.microsoft.com/office/2019/extlst" xmlns:r="http://schemas.openxmlformats.org/officeDocument/2006/relationships" xmlns:m="http://schemas.openxmlformats.org/officeDocument/2006/math" xmlns:v="urn:schemas-microsoft-com:vml" xmlns:wp14="http://schemas.microsoft.com/office/word/2010/wordprocessingDrawing" xmlns:wp="http://schemas.openxmlformats.org/drawingml/2006/wordprocessingDrawing" xmlns:w10="urn:schemas-microsoft-com:office:word" xmlns:w="http://schemas.openxmlformats.org/wordprocessingml/2006/main" xmlns:w14="http://schemas.microsoft.com/office/word/2010/wordml" xmlns:w15="http://schemas.microsoft.com/office/word/2012/wordml" xmlns:w16cex="http://schemas.microsoft.com/office/word/2018/wordml/cex" xmlns:w16cid="http://schemas.microsoft.com/office/word/2016/wordml/cid" xmlns:w16="http://schemas.microsoft.com/office/word/2018/wordml" xmlns:w16du="http://schemas.microsoft.com/office/word/2023/wordml/word16du" xmlns:w16sdtdh="http://schemas.microsoft.com/office/word/2020/wordml/sdtdatahash" xmlns:w16sdtfl="http://schemas.microsoft.com/office/word/2024/wordml/sdtformatlock" xmlns:w16se="http://schemas.microsoft.com/office/word/2015/wordml/symex" xmlns:wpg="http://schemas.microsoft.com/office/word/2010/wordprocessingGroup" xmlns:wpi="http://schemas.microsoft.com/office/word/2010/wordprocessingInk" xmlns:wne="http://schemas.microsoft.com/office/word/2006/wordml" xmlns:wps="http://schemas.microsoft.com/office/word/2010/wordprocessingShape" mc:Ignorable="w14 w15 w16se w16cid w16 w16cex w16sdtdh w16sdtfl w16du wp14">
+<w:document xmlns:wpc="http://schemas.microsoft.com/office/word/2010/wordprocessingCanvas" xmlns:cx="http://schemas.microsoft.com/office/drawing/2014/chartex" xmlns:cx1="http://schemas.microsoft.com/office/drawing/2015/9/8/chartex" xmlns:cx2="http://schemas.microsoft.com/office/drawing/2015/10/21/chartex" xmlns:cx3="http://schemas.microsoft.com/office/drawing/2016/5/9/chartex" xmlns:cx4="http://schemas.microsoft.com/office/drawing/2016/5/10/chartex" xmlns:cx5="http://schemas.microsoft.com/office/drawing/2016/5/11/chartex" xmlns:cx6="http://schemas.microsoft.com/office/drawing/2016/5/12/chartex" xmlns:cx7="http://schemas.microsoft.com/office/drawing/2016/5/13/chartex" xmlns:cx8="http://schemas.microsoft.com/office/drawing/2016/5/14/chartex" xmlns:mc="http://schemas.openxmlformats.org/markup-compatibility/2006" xmlns:aink="http://schemas.microsoft.com/office/drawing/2016/ink" xmlns:am3d="http://schemas.microsoft.com/office/drawing/2017/model3d" xmlns:o="urn:schemas-microsoft-com:office:office" xmlns:oel="http://schemas.microsoft.com/office/2019/extlst" xmlns:r="http://schemas.openxmlformats.org/officeDocument/2006/relationships" xmlns:m="http://schemas.openxmlformats.org/officeDocument/2006/math" xmlns:v="urn:schemas-microsoft-com:vml" xmlns:wp14="http://schemas.microsoft.com/office/word/2010/wordprocessingDrawing" xmlns:wp="http://schemas.openxmlformats.org/drawingml/2006/wordprocessingDrawing" xmlns:w10="urn:schemas-microsoft-com:office:word" xmlns:w="http://schemas.openxmlformats.org/wordprocessingml/2006/main" xmlns:w14="http://schemas.microsoft.com/office/word/2010/wordml" xmlns:w15="http://schemas.microsoft.com/office/word/2012/wordml" xmlns:w16cei="http://schemas.microsoft.com/office/word/2026/wordml/cei" xmlns:w16cex="http://schemas.microsoft.com/office/word/2018/wordml/cex" xmlns:w16cid="http://schemas.microsoft.com/office/word/2016/wordml/cid" xmlns:w16="http://schemas.microsoft.com/office/word/2018/wordml" xmlns:w16du="http://schemas.microsoft.com/office/word/2023/wordml/word16du" xmlns:w16sdtdh="http://schemas.microsoft.com/office/word/2020/wordml/sdtdatahash" xmlns:w16sdtfl="http://schemas.microsoft.com/office/word/2024/wordml/sdtformatlock" xmlns:w16se="http://schemas.microsoft.com/office/word/2015/wordml/symex" xmlns:wpg="http://schemas.microsoft.com/office/word/2010/wordprocessingGroup" xmlns:wpi="http://schemas.microsoft.com/office/word/2010/wordprocessingInk" xmlns:wne="http://schemas.microsoft.com/office/word/2006/wordml" xmlns:wps="http://schemas.microsoft.com/office/word/2010/wordprocessingShape" mc:Ignorable="w14 w15 w16se w16cid w16 w16cex w16sdtdh w16sdtfl w16du wp14">
   <w:body>
-    <w:tbl>
-      <w:tblPr>
-        <w:tblpPr w:leftFromText="180" w:rightFromText="180" w:vertAnchor="text" w:horzAnchor="margin" w:tblpY="-747"/>
-        <w:tblW w:w="8683" w:type="dxa"/>
-        <w:tblBorders>
-          <w:bottom w:val="single" w:sz="8" w:space="0" w:color="auto"/>
-        </w:tblBorders>
-        <w:tblLook w:val="0000" w:firstRow="0" w:lastRow="0" w:firstColumn="0" w:lastColumn="0" w:noHBand="0" w:noVBand="0"/>
-      </w:tblPr>
-      <w:tblGrid>
-        <w:gridCol w:w="8683"/>
-      </w:tblGrid>
-      <w:tr>
-        <w:trPr>
-          <w:cantSplit/>
-          <w:trHeight w:val="77"/>
-        </w:trPr>
-        <w:tc>
-          <w:tcPr>
-            <w:tcW w:w="8683" w:type="dxa"/>
-          </w:tcPr>
-          <w:p>
-            <w:pPr>
-              <w:pStyle w:val="BodyTextIndent"/>
-              <w:spacing w:after="0"/>
-              <w:ind w:firstLine="0"/>
-              <w:rPr>
-                <w:rFonts w:ascii="Times New Roman" w:hAnsi="Times New Roman"/>
-                <w:b/>
-              </w:rPr>
-            </w:pPr>
-          </w:p>
-          <w:p>
-            <w:pPr>
-              <w:pStyle w:val="BodyTextIndent"/>
-              <w:spacing w:after="0"/>
-              <w:ind w:firstLine="0"/>
-              <w:jc w:val="left"/>
-              <w:rPr>
-                <w:rFonts w:ascii="Times New Roman" w:hAnsi="Times New Roman"/>
-                <w:b/>
-              </w:rPr>
-            </w:pPr>
-            <w:r>
-              <w:rPr>
-                <w:rFonts w:ascii="Times New Roman" w:hAnsi="Times New Roman"/>
-                <w:b/>
-              </w:rPr>
-              <w:t xml:space="preserve">Mẫu </w:t>
-            </w:r>
-            <w:r>
-              <w:rPr>
-                <w:rFonts w:ascii="Times New Roman" w:hAnsi="Times New Roman"/>
-                <w:b/>
-              </w:rPr>
-              <w:t>1</w:t>
-            </w:r>
-            <w:r>
-              <w:rPr>
-                <w:rFonts w:ascii="Times New Roman" w:hAnsi="Times New Roman"/>
-                <w:b/>
-              </w:rPr>
-              <w:t>1</w:t>
-            </w:r>
-            <w:r>
-              <w:rPr>
-                <w:rFonts w:ascii="Times New Roman" w:hAnsi="Times New Roman"/>
-                <w:b/>
-              </w:rPr>
-              <w:t>. Giấy triệu tập</w:t>
-            </w:r>
-          </w:p>
-        </w:tc>
-      </w:tr>
-    </w:tbl>
     <w:p>
       <w:pPr>
         <w:rPr>
+          <w:rFonts w:asciiTheme="minorHAnsi" w:hAnsiTheme="minorHAnsi"/>
           <w:vanish/>
+          <w:lang w:val="vi-VN"/>
         </w:rPr>
       </w:pPr>
     </w:p>
@@ -113,33 +40,30 @@
               <w:jc w:val="center"/>
               <w:rPr>
                 <w:rFonts w:ascii="Times New Roman" w:hAnsi="Times New Roman"/>
-                <w:sz w:val="26"/>
-                <w:szCs w:val="26"/>
+                <w:szCs w:val="28"/>
+                <w:lang w:val="vi-VN"/>
               </w:rPr>
             </w:pPr>
             <w:r>
               <w:rPr>
                 <w:rFonts w:ascii="Times New Roman" w:hAnsi="Times New Roman"/>
-                <w:sz w:val="26"/>
-                <w:szCs w:val="26"/>
-              </w:rPr>
-              <w:t xml:space="preserve">TẬP </w:t>
-            </w:r>
-            <w:r>
-              <w:rPr>
-                <w:rFonts w:ascii="Times New Roman" w:hAnsi="Times New Roman" w:hint="eastAsia"/>
-                <w:sz w:val="26"/>
-                <w:szCs w:val="26"/>
-              </w:rPr>
-              <w:t>Đ</w:t>
-            </w:r>
-            <w:r>
-              <w:rPr>
-                <w:rFonts w:ascii="Times New Roman" w:hAnsi="Times New Roman"/>
-                <w:sz w:val="26"/>
-                <w:szCs w:val="26"/>
-              </w:rPr>
-              <w:t>OÀN</w:t>
+                <w:szCs w:val="28"/>
+              </w:rPr>
+              <w:t xml:space="preserve">VIỄN THÔNG </w:t>
+            </w:r>
+            <w:r>
+              <w:rPr>
+                <w:rFonts w:ascii="Times New Roman" w:hAnsi="Times New Roman"/>
+                <w:szCs w:val="28"/>
+              </w:rPr>
+              <w:t>TÂY NINH</w:t>
+            </w:r>
+            <w:r>
+              <w:rPr>
+                <w:rFonts w:ascii="Times New Roman" w:hAnsi="Times New Roman"/>
+                <w:szCs w:val="28"/>
+              </w:rPr>
+              <w:t xml:space="preserve"> </w:t>
             </w:r>
           </w:p>
           <w:p>
@@ -147,56 +71,10 @@
               <w:jc w:val="center"/>
               <w:rPr>
                 <w:rFonts w:ascii="Times New Roman" w:hAnsi="Times New Roman"/>
-                <w:bCs/>
-                <w:sz w:val="26"/>
-                <w:szCs w:val="26"/>
-              </w:rPr>
-            </w:pPr>
-            <w:r>
-              <w:rPr>
-                <w:rFonts w:ascii="Times New Roman" w:hAnsi="Times New Roman"/>
-                <w:sz w:val="26"/>
-                <w:szCs w:val="26"/>
-              </w:rPr>
-              <w:t xml:space="preserve"> B</w:t>
-            </w:r>
-            <w:r>
-              <w:rPr>
-                <w:rFonts w:ascii="Times New Roman" w:hAnsi="Times New Roman" w:hint="eastAsia"/>
-                <w:sz w:val="26"/>
-                <w:szCs w:val="26"/>
-              </w:rPr>
-              <w:t>Ư</w:t>
-            </w:r>
-            <w:r>
-              <w:rPr>
-                <w:rFonts w:ascii="Times New Roman" w:hAnsi="Times New Roman"/>
-                <w:sz w:val="26"/>
-                <w:szCs w:val="26"/>
-              </w:rPr>
-              <w:t xml:space="preserve">U CHÍNH VIỄN THÔNG VIỆT </w:t>
-            </w:r>
-            <w:smartTag w:uri="urn:schemas-microsoft-com:office:smarttags" w:element="place">
-              <w:smartTag w:uri="urn:schemas-microsoft-com:office:smarttags" w:element="country-region">
-                <w:r>
-                  <w:rPr>
-                    <w:rFonts w:ascii="Times New Roman" w:hAnsi="Times New Roman"/>
-                    <w:sz w:val="26"/>
-                    <w:szCs w:val="26"/>
-                  </w:rPr>
-                  <w:t>NAM</w:t>
-                </w:r>
-              </w:smartTag>
-            </w:smartTag>
-          </w:p>
-          <w:p>
-            <w:pPr>
-              <w:jc w:val="center"/>
-              <w:rPr>
-                <w:rFonts w:ascii="Times New Roman" w:hAnsi="Times New Roman"/>
                 <w:b/>
                 <w:sz w:val="24"/>
                 <w:szCs w:val="24"/>
+                <w:lang w:val="vi-VN"/>
               </w:rPr>
             </w:pPr>
             <w:r>
@@ -205,26 +83,9 @@
                 <w:b/>
                 <w:bCs/>
                 <w:szCs w:val="28"/>
-              </w:rPr>
-              <w:t xml:space="preserve">VIỄN THÔNG </w:t>
-            </w:r>
-            <w:r>
-              <w:rPr>
-                <w:rFonts w:ascii="Times New Roman" w:hAnsi="Times New Roman"/>
-                <w:b/>
-                <w:bCs/>
-                <w:szCs w:val="28"/>
-              </w:rPr>
-              <w:t>TÂY NINH</w:t>
-            </w:r>
-            <w:r>
-              <w:rPr>
-                <w:rFonts w:ascii="Times New Roman" w:hAnsi="Times New Roman"/>
-                <w:b/>
-                <w:bCs/>
-                <w:szCs w:val="28"/>
-              </w:rPr>
-              <w:t xml:space="preserve"> </w:t>
+                <w:lang w:val="vi-VN"/>
+              </w:rPr>
+              <w:t xml:space="preserve">TRUNG TÂM HẠ TẦNG </w:t>
             </w:r>
           </w:p>
           <w:p>
@@ -339,8 +200,8 @@
               </w:rPr>
               <w:t xml:space="preserve">CỘNG HOÀ XÃ HỘI CHỦ NGHĨA VIỆT </w:t>
             </w:r>
-            <w:smartTag w:uri="urn:schemas-microsoft-com:office:smarttags" w:element="place">
-              <w:smartTag w:uri="urn:schemas-microsoft-com:office:smarttags" w:element="country-region">
+            <w:smartTag w:uri="urn:schemas-microsoft-com:office:smarttags" w:element="country-region">
+              <w:smartTag w:uri="urn:schemas-microsoft-com:office:smarttags" w:element="place">
                 <w:r>
                   <w:rPr>
                     <w:rFonts w:ascii="Times New Roman" w:hAnsi="Times New Roman"/>
@@ -361,6 +222,7 @@
                 <w:szCs w:val="28"/>
               </w:rPr>
             </w:pPr>
+            <w:proofErr w:type="spellStart"/>
             <w:r>
               <w:rPr>
                 <w:rFonts w:ascii="Times New Roman" w:hAnsi="Times New Roman" w:hint="eastAsia"/>
@@ -375,8 +237,81 @@
                 <w:b/>
                 <w:szCs w:val="28"/>
               </w:rPr>
-              <w:t>ộc lập - Tự do - Hạnh phúc</w:t>
-            </w:r>
+              <w:t>ộc</w:t>
+            </w:r>
+            <w:proofErr w:type="spellEnd"/>
+            <w:r>
+              <w:rPr>
+                <w:rFonts w:ascii="Times New Roman" w:hAnsi="Times New Roman"/>
+                <w:b/>
+                <w:szCs w:val="28"/>
+              </w:rPr>
+              <w:t xml:space="preserve"> </w:t>
+            </w:r>
+            <w:proofErr w:type="spellStart"/>
+            <w:r>
+              <w:rPr>
+                <w:rFonts w:ascii="Times New Roman" w:hAnsi="Times New Roman"/>
+                <w:b/>
+                <w:szCs w:val="28"/>
+              </w:rPr>
+              <w:t>lập</w:t>
+            </w:r>
+            <w:proofErr w:type="spellEnd"/>
+            <w:r>
+              <w:rPr>
+                <w:rFonts w:ascii="Times New Roman" w:hAnsi="Times New Roman"/>
+                <w:b/>
+                <w:szCs w:val="28"/>
+              </w:rPr>
+              <w:t xml:space="preserve"> - </w:t>
+            </w:r>
+            <w:proofErr w:type="spellStart"/>
+            <w:r>
+              <w:rPr>
+                <w:rFonts w:ascii="Times New Roman" w:hAnsi="Times New Roman"/>
+                <w:b/>
+                <w:szCs w:val="28"/>
+              </w:rPr>
+              <w:t>Tự</w:t>
+            </w:r>
+            <w:proofErr w:type="spellEnd"/>
+            <w:r>
+              <w:rPr>
+                <w:rFonts w:ascii="Times New Roman" w:hAnsi="Times New Roman"/>
+                <w:b/>
+                <w:szCs w:val="28"/>
+              </w:rPr>
+              <w:t xml:space="preserve"> do - </w:t>
+            </w:r>
+            <w:proofErr w:type="spellStart"/>
+            <w:r>
+              <w:rPr>
+                <w:rFonts w:ascii="Times New Roman" w:hAnsi="Times New Roman"/>
+                <w:b/>
+                <w:szCs w:val="28"/>
+              </w:rPr>
+              <w:t>Hạnh</w:t>
+            </w:r>
+            <w:proofErr w:type="spellEnd"/>
+            <w:r>
+              <w:rPr>
+                <w:rFonts w:ascii="Times New Roman" w:hAnsi="Times New Roman"/>
+                <w:b/>
+                <w:szCs w:val="28"/>
+              </w:rPr>
+              <w:t xml:space="preserve"> </w:t>
+            </w:r>
+            <w:proofErr w:type="spellStart"/>
+            <w:r>
+              <w:rPr>
+                <w:rFonts w:ascii="Times New Roman" w:hAnsi="Times New Roman"/>
+                <w:b/>
+                <w:szCs w:val="28"/>
+              </w:rPr>
+              <w:t>phúc</w:t>
+            </w:r>
+            <w:proofErr w:type="spellEnd"/>
           </w:p>
           <w:p>
             <w:pPr>
@@ -492,12 +427,21 @@
               </w:rPr>
               <w:t xml:space="preserve">    </w:t>
             </w:r>
+            <w:proofErr w:type="spellStart"/>
             <w:r>
               <w:rPr>
                 <w:rFonts w:ascii="Times New Roman" w:hAnsi="Times New Roman"/>
                 <w:szCs w:val="28"/>
               </w:rPr>
-              <w:t xml:space="preserve">Số:          </w:t>
+              <w:t>Số</w:t>
+            </w:r>
+            <w:proofErr w:type="spellEnd"/>
+            <w:r>
+              <w:rPr>
+                <w:rFonts w:ascii="Times New Roman" w:hAnsi="Times New Roman"/>
+                <w:szCs w:val="28"/>
+              </w:rPr>
+              <w:t xml:space="preserve">:          </w:t>
             </w:r>
           </w:p>
         </w:tc>
@@ -534,13 +478,50 @@
               </w:rPr>
               <w:t xml:space="preserve">, </w:t>
             </w:r>
+            <w:proofErr w:type="spellStart"/>
             <w:r>
               <w:rPr>
                 <w:rFonts w:ascii="Times New Roman" w:hAnsi="Times New Roman"/>
                 <w:i/>
                 <w:szCs w:val="28"/>
               </w:rPr>
-              <w:t>ngày        tháng      n</w:t>
+              <w:t>ngày</w:t>
+            </w:r>
+            <w:proofErr w:type="spellEnd"/>
+            <w:r>
+              <w:rPr>
+                <w:rFonts w:ascii="Times New Roman" w:hAnsi="Times New Roman"/>
+                <w:i/>
+                <w:szCs w:val="28"/>
+              </w:rPr>
+              <w:t xml:space="preserve">        </w:t>
+            </w:r>
+            <w:proofErr w:type="spellStart"/>
+            <w:r>
+              <w:rPr>
+                <w:rFonts w:ascii="Times New Roman" w:hAnsi="Times New Roman"/>
+                <w:i/>
+                <w:szCs w:val="28"/>
+              </w:rPr>
+              <w:t>tháng</w:t>
+            </w:r>
+            <w:proofErr w:type="spellEnd"/>
+            <w:r>
+              <w:rPr>
+                <w:rFonts w:ascii="Times New Roman" w:hAnsi="Times New Roman"/>
+                <w:i/>
+                <w:szCs w:val="28"/>
+              </w:rPr>
+              <w:t xml:space="preserve">      </w:t>
+            </w:r>
+            <w:proofErr w:type="spellStart"/>
+            <w:r>
+              <w:rPr>
+                <w:rFonts w:ascii="Times New Roman" w:hAnsi="Times New Roman"/>
+                <w:i/>
+                <w:szCs w:val="28"/>
+              </w:rPr>
+              <w:t>n</w:t>
             </w:r>
             <w:r>
               <w:rPr>
@@ -556,7 +537,16 @@
                 <w:i/>
                 <w:szCs w:val="28"/>
               </w:rPr>
-              <w:t xml:space="preserve">m  </w:t>
+              <w:t>m</w:t>
+            </w:r>
+            <w:proofErr w:type="spellEnd"/>
+            <w:r>
+              <w:rPr>
+                <w:rFonts w:ascii="Times New Roman" w:hAnsi="Times New Roman"/>
+                <w:i/>
+                <w:szCs w:val="28"/>
+              </w:rPr>
+              <w:t xml:space="preserve">  </w:t>
             </w:r>
           </w:p>
         </w:tc>
@@ -596,11 +586,40 @@
           <w:rFonts w:ascii="Times New Roman" w:hAnsi="Times New Roman"/>
         </w:rPr>
       </w:pPr>
-      <w:r>
-        <w:rPr>
-          <w:rFonts w:ascii="Times New Roman" w:hAnsi="Times New Roman"/>
-        </w:rPr>
-        <w:t>Hội nghị………(</w:t>
+      <w:proofErr w:type="spellStart"/>
+      <w:r>
+        <w:rPr>
+          <w:rFonts w:ascii="Times New Roman" w:hAnsi="Times New Roman"/>
+        </w:rPr>
+        <w:t>Hội</w:t>
+      </w:r>
+      <w:proofErr w:type="spellEnd"/>
+      <w:r>
+        <w:rPr>
+          <w:rFonts w:ascii="Times New Roman" w:hAnsi="Times New Roman"/>
+        </w:rPr>
+        <w:t xml:space="preserve"> </w:t>
+      </w:r>
+      <w:proofErr w:type="spellStart"/>
+      <w:r>
+        <w:rPr>
+          <w:rFonts w:ascii="Times New Roman" w:hAnsi="Times New Roman"/>
+        </w:rPr>
+        <w:t>nghị</w:t>
+      </w:r>
+      <w:proofErr w:type="spellEnd"/>
+      <w:r>
+        <w:rPr>
+          <w:rFonts w:ascii="Times New Roman" w:hAnsi="Times New Roman"/>
+        </w:rPr>
+        <w:t>……</w:t>
+      </w:r>
+      <w:proofErr w:type="gramStart"/>
+      <w:r>
+        <w:rPr>
+          <w:rFonts w:ascii="Times New Roman" w:hAnsi="Times New Roman"/>
+        </w:rPr>
+        <w:t>…(</w:t>
       </w:r>
       <w:r>
         <w:rPr>
@@ -612,8 +631,23 @@
         <w:rPr>
           <w:rFonts w:ascii="Times New Roman" w:hAnsi="Times New Roman"/>
         </w:rPr>
-        <w:t>)………………..</w:t>
-      </w:r>
+        <w:t>)…</w:t>
+      </w:r>
+      <w:proofErr w:type="gramEnd"/>
+      <w:r>
+        <w:rPr>
+          <w:rFonts w:ascii="Times New Roman" w:hAnsi="Times New Roman"/>
+        </w:rPr>
+        <w:t>…………</w:t>
+      </w:r>
+      <w:proofErr w:type="gramStart"/>
+      <w:r>
+        <w:rPr>
+          <w:rFonts w:ascii="Times New Roman" w:hAnsi="Times New Roman"/>
+        </w:rPr>
+        <w:t>…..</w:t>
+      </w:r>
+      <w:proofErr w:type="gramEnd"/>
     </w:p>
     <w:p>
       <w:pPr>
@@ -700,19 +734,765 @@
       </w:r>
     </w:p>
     <w:p>
-      <w:pPr/>
-      <w:r>
-        <w:t>(CONTENT)</w:t>
-      </w:r>
+      <w:pPr>
+        <w:pStyle w:val="BodyText"/>
+        <w:rPr>
+          <w:rFonts w:ascii="Times New Roman" w:hAnsi="Times New Roman"/>
+          <w:sz w:val="24"/>
+        </w:rPr>
+      </w:pPr>
     </w:p>
     <w:p>
       <w:pPr>
         <w:pStyle w:val="BodyText"/>
-        <w:rPr>
-          <w:rFonts w:ascii="Times New Roman" w:hAnsi="Times New Roman"/>
-          <w:sz w:val="24"/>
-        </w:rPr>
-      </w:pPr>
+        <w:tabs>
+          <w:tab w:val="left" w:pos="567"/>
+        </w:tabs>
+        <w:rPr>
+          <w:rFonts w:ascii="Times New Roman" w:hAnsi="Times New Roman"/>
+        </w:rPr>
+      </w:pPr>
+      <w:r>
+        <w:rPr>
+          <w:rFonts w:ascii="Times New Roman" w:hAnsi="Times New Roman"/>
+        </w:rPr>
+        <w:tab/>
+      </w:r>
+      <w:proofErr w:type="spellStart"/>
+      <w:r>
+        <w:rPr>
+          <w:rFonts w:ascii="Times New Roman" w:hAnsi="Times New Roman"/>
+        </w:rPr>
+        <w:t>Giám</w:t>
+      </w:r>
+      <w:proofErr w:type="spellEnd"/>
+      <w:r>
+        <w:rPr>
+          <w:rFonts w:ascii="Times New Roman" w:hAnsi="Times New Roman"/>
+        </w:rPr>
+        <w:t xml:space="preserve"> </w:t>
+      </w:r>
+      <w:proofErr w:type="spellStart"/>
+      <w:r>
+        <w:rPr>
+          <w:rFonts w:ascii="Times New Roman" w:hAnsi="Times New Roman"/>
+        </w:rPr>
+        <w:t>đốc</w:t>
+      </w:r>
+      <w:proofErr w:type="spellEnd"/>
+      <w:r>
+        <w:rPr>
+          <w:rFonts w:ascii="Times New Roman" w:hAnsi="Times New Roman"/>
+        </w:rPr>
+        <w:t xml:space="preserve"> …</w:t>
+      </w:r>
+      <w:proofErr w:type="gramStart"/>
+      <w:r>
+        <w:rPr>
+          <w:rFonts w:ascii="Times New Roman" w:hAnsi="Times New Roman"/>
+        </w:rPr>
+        <w:t>….</w:t>
+      </w:r>
+      <w:proofErr w:type="spellStart"/>
+      <w:r>
+        <w:rPr>
+          <w:rFonts w:ascii="Times New Roman" w:hAnsi="Times New Roman"/>
+        </w:rPr>
+        <w:t>quyết</w:t>
+      </w:r>
+      <w:proofErr w:type="spellEnd"/>
+      <w:proofErr w:type="gramEnd"/>
+      <w:r>
+        <w:rPr>
+          <w:rFonts w:ascii="Times New Roman" w:hAnsi="Times New Roman"/>
+        </w:rPr>
+        <w:t xml:space="preserve"> </w:t>
+      </w:r>
+      <w:proofErr w:type="spellStart"/>
+      <w:r>
+        <w:rPr>
+          <w:rFonts w:ascii="Times New Roman" w:hAnsi="Times New Roman"/>
+        </w:rPr>
+        <w:t>định</w:t>
+      </w:r>
+      <w:proofErr w:type="spellEnd"/>
+      <w:r>
+        <w:rPr>
+          <w:rFonts w:ascii="Times New Roman" w:hAnsi="Times New Roman"/>
+        </w:rPr>
+        <w:t xml:space="preserve"> </w:t>
+      </w:r>
+      <w:proofErr w:type="spellStart"/>
+      <w:r>
+        <w:rPr>
+          <w:rFonts w:ascii="Times New Roman" w:hAnsi="Times New Roman"/>
+        </w:rPr>
+        <w:t>triệu</w:t>
+      </w:r>
+      <w:proofErr w:type="spellEnd"/>
+      <w:r>
+        <w:rPr>
+          <w:rFonts w:ascii="Times New Roman" w:hAnsi="Times New Roman"/>
+        </w:rPr>
+        <w:t xml:space="preserve"> </w:t>
+      </w:r>
+      <w:proofErr w:type="spellStart"/>
+      <w:r>
+        <w:rPr>
+          <w:rFonts w:ascii="Times New Roman" w:hAnsi="Times New Roman"/>
+        </w:rPr>
+        <w:t>tập</w:t>
+      </w:r>
+      <w:proofErr w:type="spellEnd"/>
+      <w:r>
+        <w:rPr>
+          <w:rFonts w:ascii="Times New Roman" w:hAnsi="Times New Roman"/>
+        </w:rPr>
+        <w:t xml:space="preserve"> “</w:t>
+      </w:r>
+      <w:proofErr w:type="spellStart"/>
+      <w:r>
+        <w:rPr>
+          <w:rFonts w:ascii="Times New Roman" w:hAnsi="Times New Roman"/>
+        </w:rPr>
+        <w:t>Hội</w:t>
+      </w:r>
+      <w:proofErr w:type="spellEnd"/>
+      <w:r>
+        <w:rPr>
+          <w:rFonts w:ascii="Times New Roman" w:hAnsi="Times New Roman"/>
+        </w:rPr>
+        <w:t xml:space="preserve"> </w:t>
+      </w:r>
+      <w:proofErr w:type="spellStart"/>
+      <w:r>
+        <w:rPr>
+          <w:rFonts w:ascii="Times New Roman" w:hAnsi="Times New Roman"/>
+        </w:rPr>
+        <w:t>nghị</w:t>
+      </w:r>
+      <w:proofErr w:type="spellEnd"/>
+      <w:r>
+        <w:rPr>
+          <w:rFonts w:ascii="Times New Roman" w:hAnsi="Times New Roman"/>
+        </w:rPr>
+        <w:t>………................……...</w:t>
+      </w:r>
+    </w:p>
+    <w:p>
+      <w:pPr>
+        <w:pStyle w:val="BodyText"/>
+        <w:tabs>
+          <w:tab w:val="left" w:pos="567"/>
+        </w:tabs>
+        <w:spacing w:before="120"/>
+        <w:rPr>
+          <w:rFonts w:ascii="Times New Roman" w:hAnsi="Times New Roman"/>
+        </w:rPr>
+      </w:pPr>
+      <w:r>
+        <w:rPr>
+          <w:rFonts w:ascii="Times New Roman" w:hAnsi="Times New Roman"/>
+        </w:rPr>
+        <w:tab/>
+        <w:t xml:space="preserve">1. </w:t>
+      </w:r>
+      <w:proofErr w:type="spellStart"/>
+      <w:r>
+        <w:rPr>
+          <w:rFonts w:ascii="Times New Roman" w:hAnsi="Times New Roman"/>
+        </w:rPr>
+        <w:t>Thời</w:t>
+      </w:r>
+      <w:proofErr w:type="spellEnd"/>
+      <w:r>
+        <w:rPr>
+          <w:rFonts w:ascii="Times New Roman" w:hAnsi="Times New Roman"/>
+        </w:rPr>
+        <w:t xml:space="preserve"> </w:t>
+      </w:r>
+      <w:proofErr w:type="spellStart"/>
+      <w:r>
+        <w:rPr>
+          <w:rFonts w:ascii="Times New Roman" w:hAnsi="Times New Roman"/>
+        </w:rPr>
+        <w:t>gian</w:t>
+      </w:r>
+      <w:proofErr w:type="spellEnd"/>
+      <w:r>
+        <w:rPr>
+          <w:rFonts w:ascii="Times New Roman" w:hAnsi="Times New Roman"/>
+        </w:rPr>
+        <w:t xml:space="preserve"> </w:t>
+      </w:r>
+      <w:proofErr w:type="spellStart"/>
+      <w:r>
+        <w:rPr>
+          <w:rFonts w:ascii="Times New Roman" w:hAnsi="Times New Roman"/>
+        </w:rPr>
+        <w:t>và</w:t>
+      </w:r>
+      <w:proofErr w:type="spellEnd"/>
+      <w:r>
+        <w:rPr>
+          <w:rFonts w:ascii="Times New Roman" w:hAnsi="Times New Roman"/>
+        </w:rPr>
+        <w:t xml:space="preserve"> </w:t>
+      </w:r>
+      <w:proofErr w:type="spellStart"/>
+      <w:r>
+        <w:rPr>
+          <w:rFonts w:ascii="Times New Roman" w:hAnsi="Times New Roman"/>
+        </w:rPr>
+        <w:t>địa</w:t>
+      </w:r>
+      <w:proofErr w:type="spellEnd"/>
+      <w:r>
+        <w:rPr>
+          <w:rFonts w:ascii="Times New Roman" w:hAnsi="Times New Roman"/>
+        </w:rPr>
+        <w:t xml:space="preserve"> </w:t>
+      </w:r>
+      <w:proofErr w:type="spellStart"/>
+      <w:r>
+        <w:rPr>
+          <w:rFonts w:ascii="Times New Roman" w:hAnsi="Times New Roman"/>
+        </w:rPr>
+        <w:t>điểm</w:t>
+      </w:r>
+      <w:proofErr w:type="spellEnd"/>
+      <w:r>
+        <w:rPr>
+          <w:rFonts w:ascii="Times New Roman" w:hAnsi="Times New Roman"/>
+        </w:rPr>
+        <w:t>:</w:t>
+      </w:r>
+    </w:p>
+    <w:p>
+      <w:pPr>
+        <w:pStyle w:val="BodyText"/>
+        <w:tabs>
+          <w:tab w:val="left" w:pos="567"/>
+        </w:tabs>
+        <w:rPr>
+          <w:rFonts w:ascii="Times New Roman" w:hAnsi="Times New Roman"/>
+        </w:rPr>
+      </w:pPr>
+      <w:r>
+        <w:t xml:space="preserve"> - Thời gian: (TIME)</w:t>
+      </w:r>
+    </w:p>
+    <w:p>
+      <w:pPr>
+        <w:pStyle w:val="BodyText"/>
+        <w:tabs>
+          <w:tab w:val="left" w:pos="567"/>
+        </w:tabs>
+        <w:rPr>
+          <w:rFonts w:ascii="Times New Roman" w:hAnsi="Times New Roman"/>
+        </w:rPr>
+      </w:pPr>
+      <w:r>
+        <w:t xml:space="preserve"> - Địa điểm: (LOCATION)</w:t>
+      </w:r>
+    </w:p>
+    <w:p>
+      <w:pPr>
+        <w:pStyle w:val="BodyText"/>
+        <w:tabs>
+          <w:tab w:val="left" w:pos="567"/>
+        </w:tabs>
+        <w:spacing w:before="120"/>
+        <w:rPr>
+          <w:rFonts w:ascii="Times New Roman" w:hAnsi="Times New Roman"/>
+        </w:rPr>
+      </w:pPr>
+      <w:r>
+        <w:rPr>
+          <w:rFonts w:ascii="Times New Roman" w:hAnsi="Times New Roman"/>
+        </w:rPr>
+        <w:tab/>
+        <w:t xml:space="preserve">2. Thành </w:t>
+      </w:r>
+      <w:proofErr w:type="spellStart"/>
+      <w:r>
+        <w:rPr>
+          <w:rFonts w:ascii="Times New Roman" w:hAnsi="Times New Roman"/>
+        </w:rPr>
+        <w:t>phần</w:t>
+      </w:r>
+      <w:proofErr w:type="spellEnd"/>
+      <w:r>
+        <w:rPr>
+          <w:rFonts w:ascii="Times New Roman" w:hAnsi="Times New Roman"/>
+        </w:rPr>
+        <w:t xml:space="preserve"> (</w:t>
+      </w:r>
+      <w:proofErr w:type="spellStart"/>
+      <w:r>
+        <w:rPr>
+          <w:rFonts w:ascii="Times New Roman" w:hAnsi="Times New Roman"/>
+        </w:rPr>
+        <w:t>có</w:t>
+      </w:r>
+      <w:proofErr w:type="spellEnd"/>
+      <w:r>
+        <w:rPr>
+          <w:rFonts w:ascii="Times New Roman" w:hAnsi="Times New Roman"/>
+        </w:rPr>
+        <w:t xml:space="preserve"> </w:t>
+      </w:r>
+      <w:proofErr w:type="spellStart"/>
+      <w:r>
+        <w:rPr>
+          <w:rFonts w:ascii="Times New Roman" w:hAnsi="Times New Roman"/>
+        </w:rPr>
+        <w:t>danh</w:t>
+      </w:r>
+      <w:proofErr w:type="spellEnd"/>
+      <w:r>
+        <w:rPr>
+          <w:rFonts w:ascii="Times New Roman" w:hAnsi="Times New Roman"/>
+        </w:rPr>
+        <w:t xml:space="preserve"> </w:t>
+      </w:r>
+      <w:proofErr w:type="spellStart"/>
+      <w:r>
+        <w:rPr>
+          <w:rFonts w:ascii="Times New Roman" w:hAnsi="Times New Roman"/>
+        </w:rPr>
+        <w:t>sách</w:t>
+      </w:r>
+      <w:proofErr w:type="spellEnd"/>
+      <w:r>
+        <w:rPr>
+          <w:rFonts w:ascii="Times New Roman" w:hAnsi="Times New Roman"/>
+        </w:rPr>
+        <w:t xml:space="preserve"> </w:t>
+      </w:r>
+      <w:proofErr w:type="spellStart"/>
+      <w:r>
+        <w:rPr>
+          <w:rFonts w:ascii="Times New Roman" w:hAnsi="Times New Roman"/>
+        </w:rPr>
+        <w:t>kèm</w:t>
+      </w:r>
+      <w:proofErr w:type="spellEnd"/>
+      <w:r>
+        <w:rPr>
+          <w:rFonts w:ascii="Times New Roman" w:hAnsi="Times New Roman"/>
+        </w:rPr>
+        <w:t xml:space="preserve"> </w:t>
+      </w:r>
+      <w:proofErr w:type="spellStart"/>
+      <w:r>
+        <w:rPr>
+          <w:rFonts w:ascii="Times New Roman" w:hAnsi="Times New Roman"/>
+        </w:rPr>
+        <w:t>theo</w:t>
+      </w:r>
+      <w:proofErr w:type="spellEnd"/>
+      <w:r>
+        <w:rPr>
+          <w:rFonts w:ascii="Times New Roman" w:hAnsi="Times New Roman"/>
+        </w:rPr>
+        <w:t>)</w:t>
+      </w:r>
+    </w:p>
+    <w:p>
+      <w:pPr>
+        <w:pStyle w:val="BodyText"/>
+        <w:tabs>
+          <w:tab w:val="left" w:pos="567"/>
+        </w:tabs>
+        <w:rPr>
+          <w:rFonts w:ascii="Times New Roman" w:hAnsi="Times New Roman"/>
+        </w:rPr>
+      </w:pPr>
+      <w:r>
+        <w:t xml:space="preserve"> (PARTICIPANTS)</w:t>
+      </w:r>
+    </w:p>
+    <w:p>
+      <w:pPr>
+        <w:pStyle w:val="BodyText"/>
+        <w:tabs>
+          <w:tab w:val="left" w:pos="567"/>
+        </w:tabs>
+        <w:rPr>
+          <w:rFonts w:ascii="Times New Roman" w:hAnsi="Times New Roman"/>
+        </w:rPr>
+      </w:pPr>
+      <w:r/>
+    </w:p>
+    <w:p>
+      <w:pPr>
+        <w:pStyle w:val="BodyText"/>
+        <w:tabs>
+          <w:tab w:val="left" w:pos="567"/>
+        </w:tabs>
+        <w:spacing w:before="120"/>
+        <w:rPr>
+          <w:rFonts w:ascii="Times New Roman" w:hAnsi="Times New Roman"/>
+        </w:rPr>
+      </w:pPr>
+      <w:r>
+        <w:rPr>
+          <w:rFonts w:ascii="Times New Roman" w:hAnsi="Times New Roman"/>
+        </w:rPr>
+        <w:tab/>
+        <w:t xml:space="preserve">3. </w:t>
+      </w:r>
+      <w:proofErr w:type="spellStart"/>
+      <w:r>
+        <w:rPr>
+          <w:rFonts w:ascii="Times New Roman" w:hAnsi="Times New Roman"/>
+        </w:rPr>
+        <w:t>Tổ</w:t>
+      </w:r>
+      <w:proofErr w:type="spellEnd"/>
+      <w:r>
+        <w:rPr>
+          <w:rFonts w:ascii="Times New Roman" w:hAnsi="Times New Roman"/>
+        </w:rPr>
+        <w:t xml:space="preserve"> </w:t>
+      </w:r>
+      <w:proofErr w:type="spellStart"/>
+      <w:r>
+        <w:rPr>
+          <w:rFonts w:ascii="Times New Roman" w:hAnsi="Times New Roman"/>
+        </w:rPr>
+        <w:t>chức</w:t>
+      </w:r>
+      <w:proofErr w:type="spellEnd"/>
+      <w:r>
+        <w:rPr>
+          <w:rFonts w:ascii="Times New Roman" w:hAnsi="Times New Roman"/>
+        </w:rPr>
+        <w:t xml:space="preserve"> </w:t>
+      </w:r>
+      <w:proofErr w:type="spellStart"/>
+      <w:r>
+        <w:rPr>
+          <w:rFonts w:ascii="Times New Roman" w:hAnsi="Times New Roman"/>
+        </w:rPr>
+        <w:t>triển</w:t>
+      </w:r>
+      <w:proofErr w:type="spellEnd"/>
+      <w:r>
+        <w:rPr>
+          <w:rFonts w:ascii="Times New Roman" w:hAnsi="Times New Roman"/>
+        </w:rPr>
+        <w:t xml:space="preserve"> </w:t>
+      </w:r>
+      <w:proofErr w:type="spellStart"/>
+      <w:r>
+        <w:rPr>
+          <w:rFonts w:ascii="Times New Roman" w:hAnsi="Times New Roman"/>
+        </w:rPr>
+        <w:t>khai</w:t>
+      </w:r>
+      <w:proofErr w:type="spellEnd"/>
+    </w:p>
+    <w:p>
+      <w:pPr>
+        <w:pStyle w:val="BodyText"/>
+        <w:tabs>
+          <w:tab w:val="left" w:pos="567"/>
+        </w:tabs>
+        <w:rPr>
+          <w:rFonts w:ascii="Times New Roman" w:hAnsi="Times New Roman"/>
+          <w:sz w:val="20"/>
+        </w:rPr>
+      </w:pPr>
+      <w:r>
+        <w:t xml:space="preserve"> (ORGANIZATION)</w:t>
+      </w:r>
+    </w:p>
+    <w:p>
+      <w:pPr>
+        <w:pStyle w:val="BodyText"/>
+        <w:tabs>
+          <w:tab w:val="left" w:pos="567"/>
+        </w:tabs>
+        <w:rPr>
+          <w:rFonts w:ascii="Times New Roman" w:hAnsi="Times New Roman"/>
+        </w:rPr>
+      </w:pPr>
+      <w:r/>
+    </w:p>
+    <w:p>
+      <w:pPr>
+        <w:pStyle w:val="BodyText"/>
+        <w:tabs>
+          <w:tab w:val="left" w:pos="567"/>
+        </w:tabs>
+        <w:rPr>
+          <w:rFonts w:ascii="Times New Roman" w:hAnsi="Times New Roman"/>
+          <w:szCs w:val="28"/>
+        </w:rPr>
+      </w:pPr>
+      <w:r/>
+    </w:p>
+    <w:p>
+      <w:pPr>
+        <w:pStyle w:val="BodyText"/>
+        <w:tabs>
+          <w:tab w:val="left" w:pos="567"/>
+        </w:tabs>
+        <w:spacing w:before="120"/>
+        <w:rPr>
+          <w:rFonts w:ascii="Times New Roman" w:hAnsi="Times New Roman"/>
+          <w:szCs w:val="28"/>
+        </w:rPr>
+      </w:pPr>
+      <w:r>
+        <w:rPr>
+          <w:rFonts w:ascii="Times New Roman" w:hAnsi="Times New Roman"/>
+          <w:szCs w:val="28"/>
+        </w:rPr>
+        <w:tab/>
+      </w:r>
+      <w:proofErr w:type="spellStart"/>
+      <w:r>
+        <w:rPr>
+          <w:rFonts w:ascii="Times New Roman" w:hAnsi="Times New Roman"/>
+          <w:szCs w:val="28"/>
+        </w:rPr>
+        <w:t>Đề</w:t>
+      </w:r>
+      <w:proofErr w:type="spellEnd"/>
+      <w:r>
+        <w:rPr>
+          <w:rFonts w:ascii="Times New Roman" w:hAnsi="Times New Roman"/>
+          <w:szCs w:val="28"/>
+        </w:rPr>
+        <w:t xml:space="preserve"> </w:t>
+      </w:r>
+      <w:proofErr w:type="spellStart"/>
+      <w:r>
+        <w:rPr>
+          <w:rFonts w:ascii="Times New Roman" w:hAnsi="Times New Roman"/>
+          <w:szCs w:val="28"/>
+        </w:rPr>
+        <w:t>nghị</w:t>
+      </w:r>
+      <w:proofErr w:type="spellEnd"/>
+      <w:r>
+        <w:rPr>
+          <w:rFonts w:ascii="Times New Roman" w:hAnsi="Times New Roman"/>
+          <w:szCs w:val="28"/>
+        </w:rPr>
+        <w:t xml:space="preserve"> </w:t>
+      </w:r>
+      <w:proofErr w:type="spellStart"/>
+      <w:r>
+        <w:rPr>
+          <w:rFonts w:ascii="Times New Roman" w:hAnsi="Times New Roman"/>
+          <w:szCs w:val="28"/>
+        </w:rPr>
+        <w:t>các</w:t>
+      </w:r>
+      <w:proofErr w:type="spellEnd"/>
+      <w:r>
+        <w:rPr>
+          <w:rFonts w:ascii="Times New Roman" w:hAnsi="Times New Roman"/>
+          <w:szCs w:val="28"/>
+        </w:rPr>
+        <w:t xml:space="preserve"> </w:t>
+      </w:r>
+      <w:proofErr w:type="spellStart"/>
+      <w:r>
+        <w:rPr>
+          <w:rFonts w:ascii="Times New Roman" w:hAnsi="Times New Roman"/>
+          <w:szCs w:val="28"/>
+        </w:rPr>
+        <w:t>đơn</w:t>
+      </w:r>
+      <w:proofErr w:type="spellEnd"/>
+      <w:r>
+        <w:rPr>
+          <w:rFonts w:ascii="Times New Roman" w:hAnsi="Times New Roman"/>
+          <w:szCs w:val="28"/>
+        </w:rPr>
+        <w:t xml:space="preserve"> </w:t>
+      </w:r>
+      <w:proofErr w:type="spellStart"/>
+      <w:r>
+        <w:rPr>
+          <w:rFonts w:ascii="Times New Roman" w:hAnsi="Times New Roman"/>
+          <w:szCs w:val="28"/>
+        </w:rPr>
+        <w:t>vị</w:t>
+      </w:r>
+      <w:proofErr w:type="spellEnd"/>
+      <w:r>
+        <w:rPr>
+          <w:rFonts w:ascii="Times New Roman" w:hAnsi="Times New Roman"/>
+          <w:szCs w:val="28"/>
+        </w:rPr>
+        <w:t xml:space="preserve"> </w:t>
+      </w:r>
+      <w:proofErr w:type="spellStart"/>
+      <w:r>
+        <w:rPr>
+          <w:rFonts w:ascii="Times New Roman" w:hAnsi="Times New Roman"/>
+          <w:szCs w:val="28"/>
+        </w:rPr>
+        <w:t>phối</w:t>
+      </w:r>
+      <w:proofErr w:type="spellEnd"/>
+      <w:r>
+        <w:rPr>
+          <w:rFonts w:ascii="Times New Roman" w:hAnsi="Times New Roman"/>
+          <w:szCs w:val="28"/>
+        </w:rPr>
+        <w:t xml:space="preserve"> </w:t>
+      </w:r>
+      <w:proofErr w:type="spellStart"/>
+      <w:r>
+        <w:rPr>
+          <w:rFonts w:ascii="Times New Roman" w:hAnsi="Times New Roman"/>
+          <w:szCs w:val="28"/>
+        </w:rPr>
+        <w:t>hợp</w:t>
+      </w:r>
+      <w:proofErr w:type="spellEnd"/>
+      <w:r>
+        <w:rPr>
+          <w:rFonts w:ascii="Times New Roman" w:hAnsi="Times New Roman"/>
+          <w:szCs w:val="28"/>
+        </w:rPr>
+        <w:t xml:space="preserve"> </w:t>
+      </w:r>
+      <w:proofErr w:type="spellStart"/>
+      <w:r>
+        <w:rPr>
+          <w:rFonts w:ascii="Times New Roman" w:hAnsi="Times New Roman"/>
+          <w:szCs w:val="28"/>
+        </w:rPr>
+        <w:t>triển</w:t>
+      </w:r>
+      <w:proofErr w:type="spellEnd"/>
+      <w:r>
+        <w:rPr>
+          <w:rFonts w:ascii="Times New Roman" w:hAnsi="Times New Roman"/>
+          <w:szCs w:val="28"/>
+        </w:rPr>
+        <w:t xml:space="preserve"> </w:t>
+      </w:r>
+      <w:proofErr w:type="spellStart"/>
+      <w:r>
+        <w:rPr>
+          <w:rFonts w:ascii="Times New Roman" w:hAnsi="Times New Roman"/>
+          <w:szCs w:val="28"/>
+        </w:rPr>
+        <w:t>khai</w:t>
+      </w:r>
+      <w:proofErr w:type="spellEnd"/>
+      <w:r>
+        <w:rPr>
+          <w:rFonts w:ascii="Times New Roman" w:hAnsi="Times New Roman"/>
+          <w:szCs w:val="28"/>
+        </w:rPr>
+        <w:t xml:space="preserve"> </w:t>
+      </w:r>
+      <w:proofErr w:type="spellStart"/>
+      <w:r>
+        <w:rPr>
+          <w:rFonts w:ascii="Times New Roman" w:hAnsi="Times New Roman"/>
+          <w:szCs w:val="28"/>
+        </w:rPr>
+        <w:t>để</w:t>
+      </w:r>
+      <w:proofErr w:type="spellEnd"/>
+      <w:r>
+        <w:rPr>
+          <w:rFonts w:ascii="Times New Roman" w:hAnsi="Times New Roman"/>
+          <w:szCs w:val="28"/>
+        </w:rPr>
+        <w:t xml:space="preserve"> </w:t>
+      </w:r>
+      <w:proofErr w:type="spellStart"/>
+      <w:r>
+        <w:rPr>
+          <w:rFonts w:ascii="Times New Roman" w:hAnsi="Times New Roman"/>
+          <w:szCs w:val="28"/>
+        </w:rPr>
+        <w:t>Hội</w:t>
+      </w:r>
+      <w:proofErr w:type="spellEnd"/>
+      <w:r>
+        <w:rPr>
+          <w:rFonts w:ascii="Times New Roman" w:hAnsi="Times New Roman"/>
+          <w:szCs w:val="28"/>
+        </w:rPr>
+        <w:t xml:space="preserve"> </w:t>
+      </w:r>
+      <w:proofErr w:type="spellStart"/>
+      <w:r>
+        <w:rPr>
+          <w:rFonts w:ascii="Times New Roman" w:hAnsi="Times New Roman"/>
+          <w:szCs w:val="28"/>
+        </w:rPr>
+        <w:t>nghị</w:t>
+      </w:r>
+      <w:proofErr w:type="spellEnd"/>
+      <w:r>
+        <w:rPr>
+          <w:rFonts w:ascii="Times New Roman" w:hAnsi="Times New Roman"/>
+          <w:szCs w:val="28"/>
+        </w:rPr>
+        <w:t xml:space="preserve"> </w:t>
+      </w:r>
+      <w:proofErr w:type="spellStart"/>
+      <w:r>
+        <w:rPr>
+          <w:rFonts w:ascii="Times New Roman" w:hAnsi="Times New Roman"/>
+          <w:szCs w:val="28"/>
+        </w:rPr>
+        <w:t>đạt</w:t>
+      </w:r>
+      <w:proofErr w:type="spellEnd"/>
+      <w:r>
+        <w:rPr>
+          <w:rFonts w:ascii="Times New Roman" w:hAnsi="Times New Roman"/>
+          <w:szCs w:val="28"/>
+        </w:rPr>
+        <w:t xml:space="preserve"> </w:t>
+      </w:r>
+      <w:proofErr w:type="spellStart"/>
+      <w:r>
+        <w:rPr>
+          <w:rFonts w:ascii="Times New Roman" w:hAnsi="Times New Roman"/>
+          <w:szCs w:val="28"/>
+        </w:rPr>
+        <w:t>kết</w:t>
+      </w:r>
+      <w:proofErr w:type="spellEnd"/>
+      <w:r>
+        <w:rPr>
+          <w:rFonts w:ascii="Times New Roman" w:hAnsi="Times New Roman"/>
+          <w:szCs w:val="28"/>
+        </w:rPr>
+        <w:t xml:space="preserve"> </w:t>
+      </w:r>
+      <w:proofErr w:type="spellStart"/>
+      <w:r>
+        <w:rPr>
+          <w:rFonts w:ascii="Times New Roman" w:hAnsi="Times New Roman"/>
+          <w:szCs w:val="28"/>
+        </w:rPr>
+        <w:t>quả</w:t>
+      </w:r>
+      <w:proofErr w:type="spellEnd"/>
+      <w:r>
+        <w:rPr>
+          <w:rFonts w:ascii="Times New Roman" w:hAnsi="Times New Roman"/>
+          <w:szCs w:val="28"/>
+        </w:rPr>
+        <w:t>./.</w:t>
+      </w:r>
     </w:p>
     <w:p>
       <w:pPr>
@@ -757,6 +1537,7 @@
                 <w:sz w:val="24"/>
               </w:rPr>
             </w:pPr>
+            <w:proofErr w:type="spellStart"/>
             <w:r>
               <w:rPr>
                 <w:rFonts w:ascii="Times New Roman" w:hAnsi="Times New Roman"/>
@@ -782,7 +1563,37 @@
                 <w:i/>
                 <w:sz w:val="24"/>
               </w:rPr>
-              <w:t>i nhận:</w:t>
+              <w:t>i</w:t>
+            </w:r>
+            <w:proofErr w:type="spellEnd"/>
+            <w:r>
+              <w:rPr>
+                <w:rFonts w:ascii="Times New Roman" w:hAnsi="Times New Roman"/>
+                <w:b/>
+                <w:i/>
+                <w:sz w:val="24"/>
+              </w:rPr>
+              <w:t xml:space="preserve"> </w:t>
+            </w:r>
+            <w:proofErr w:type="spellStart"/>
+            <w:r>
+              <w:rPr>
+                <w:rFonts w:ascii="Times New Roman" w:hAnsi="Times New Roman"/>
+                <w:b/>
+                <w:i/>
+                <w:sz w:val="24"/>
+              </w:rPr>
+              <w:t>nhận</w:t>
+            </w:r>
+            <w:proofErr w:type="spellEnd"/>
+            <w:r>
+              <w:rPr>
+                <w:rFonts w:ascii="Times New Roman" w:hAnsi="Times New Roman"/>
+                <w:b/>
+                <w:i/>
+                <w:sz w:val="24"/>
+              </w:rPr>
+              <w:t>:</w:t>
             </w:r>
           </w:p>
           <w:p>
@@ -842,7 +1653,15 @@
                 <w:rFonts w:ascii="Times New Roman" w:hAnsi="Times New Roman"/>
                 <w:sz w:val="22"/>
               </w:rPr>
-              <w:t>u: VT, ...</w:t>
+              <w:t xml:space="preserve">u: VT, </w:t>
+            </w:r>
+            <w:proofErr w:type="gramStart"/>
+            <w:r>
+              <w:rPr>
+                <w:rFonts w:ascii="Times New Roman" w:hAnsi="Times New Roman"/>
+                <w:sz w:val="22"/>
+              </w:rPr>
+              <w:t>...</w:t>
             </w:r>
             <w:r>
               <w:rPr>
@@ -852,6 +1671,7 @@
               </w:rPr>
               <w:t>(</w:t>
             </w:r>
+            <w:proofErr w:type="gramEnd"/>
             <w:r>
               <w:rPr>
                 <w:rFonts w:ascii="Times New Roman" w:hAnsi="Times New Roman"/>
@@ -876,6 +1696,7 @@
               </w:rPr>
               <w:t xml:space="preserve"> </w:t>
             </w:r>
+            <w:proofErr w:type="gramStart"/>
             <w:r>
               <w:rPr>
                 <w:rFonts w:ascii="Times New Roman" w:hAnsi="Times New Roman"/>
@@ -884,6 +1705,7 @@
               </w:rPr>
               <w:t>XX(</w:t>
             </w:r>
+            <w:proofErr w:type="gramEnd"/>
             <w:r>
               <w:rPr>
                 <w:rFonts w:ascii="Times New Roman" w:hAnsi="Times New Roman"/>
@@ -918,6 +1740,7 @@
                 <w:szCs w:val="22"/>
               </w:rPr>
             </w:pPr>
+            <w:proofErr w:type="spellStart"/>
             <w:r>
               <w:rPr>
                 <w:rFonts w:ascii="Times New Roman" w:hAnsi="Times New Roman"/>
@@ -925,8 +1748,9 @@
                 <w:bCs/>
                 <w:sz w:val="24"/>
               </w:rPr>
-              <w:t>Số eOffice: ..(</w:t>
-            </w:r>
+              <w:t>Số</w:t>
+            </w:r>
+            <w:proofErr w:type="spellEnd"/>
             <w:r>
               <w:rPr>
                 <w:rFonts w:ascii="Times New Roman" w:hAnsi="Times New Roman"/>
@@ -934,8 +1758,10 @@
                 <w:bCs/>
                 <w:sz w:val="24"/>
               </w:rPr>
-              <w:t>7</w:t>
-            </w:r>
+              <w:t xml:space="preserve"> </w:t>
+            </w:r>
+            <w:proofErr w:type="spellStart"/>
+            <w:proofErr w:type="gramStart"/>
             <w:r>
               <w:rPr>
                 <w:rFonts w:ascii="Times New Roman" w:hAnsi="Times New Roman"/>
@@ -943,7 +1769,56 @@
                 <w:bCs/>
                 <w:sz w:val="24"/>
               </w:rPr>
-              <w:t>)..-</w:t>
+              <w:t>eOffice</w:t>
+            </w:r>
+            <w:proofErr w:type="spellEnd"/>
+            <w:r>
+              <w:rPr>
+                <w:rFonts w:ascii="Times New Roman" w:hAnsi="Times New Roman"/>
+                <w:b/>
+                <w:bCs/>
+                <w:sz w:val="24"/>
+              </w:rPr>
+              <w:t>: ..</w:t>
+            </w:r>
+            <w:proofErr w:type="gramEnd"/>
+            <w:r>
+              <w:rPr>
+                <w:rFonts w:ascii="Times New Roman" w:hAnsi="Times New Roman"/>
+                <w:b/>
+                <w:bCs/>
+                <w:sz w:val="24"/>
+              </w:rPr>
+              <w:t>(</w:t>
+            </w:r>
+            <w:r>
+              <w:rPr>
+                <w:rFonts w:ascii="Times New Roman" w:hAnsi="Times New Roman"/>
+                <w:b/>
+                <w:bCs/>
+                <w:sz w:val="24"/>
+              </w:rPr>
+              <w:t>7</w:t>
+            </w:r>
+            <w:proofErr w:type="gramStart"/>
+            <w:r>
+              <w:rPr>
+                <w:rFonts w:ascii="Times New Roman" w:hAnsi="Times New Roman"/>
+                <w:b/>
+                <w:bCs/>
+                <w:sz w:val="24"/>
+              </w:rPr>
+              <w:t>)..</w:t>
+            </w:r>
+            <w:proofErr w:type="gramEnd"/>
+            <w:r>
+              <w:rPr>
+                <w:rFonts w:ascii="Times New Roman" w:hAnsi="Times New Roman"/>
+                <w:b/>
+                <w:bCs/>
+                <w:sz w:val="24"/>
+              </w:rPr>
+              <w:t>-</w:t>
             </w:r>
             <w:r>
               <w:rPr>
@@ -1048,23 +1923,8 @@
               <w:jc w:val="center"/>
               <w:rPr>
                 <w:rFonts w:ascii="Times New Roman" w:hAnsi="Times New Roman"/>
-                <w:sz w:val="20"/>
-              </w:rPr>
-            </w:pPr>
-            <w:r>
-              <w:rPr>
-                <w:rFonts w:ascii="Times New Roman" w:hAnsi="Times New Roman"/>
                 <w:i/>
-              </w:rPr>
-              <w:t xml:space="preserve"> (Chữ ký, dấu)</w:t>
-            </w:r>
-          </w:p>
-          <w:p>
-            <w:pPr>
-              <w:ind w:right="-1"/>
-              <w:rPr>
-                <w:rFonts w:ascii="Times New Roman" w:hAnsi="Times New Roman"/>
-                <w:sz w:val="20"/>
+                <w:lang w:val="vi-VN"/>
               </w:rPr>
             </w:pPr>
           </w:p>
@@ -1074,17 +1934,71 @@
               <w:jc w:val="center"/>
               <w:rPr>
                 <w:rFonts w:ascii="Times New Roman" w:hAnsi="Times New Roman"/>
+                <w:sz w:val="20"/>
+                <w:lang w:val="vi-VN"/>
+              </w:rPr>
+            </w:pPr>
+          </w:p>
+          <w:p>
+            <w:pPr>
+              <w:ind w:right="-1"/>
+              <w:rPr>
+                <w:rFonts w:ascii="Times New Roman" w:hAnsi="Times New Roman"/>
+                <w:sz w:val="20"/>
+              </w:rPr>
+            </w:pPr>
+          </w:p>
+          <w:p>
+            <w:pPr>
+              <w:ind w:right="-1"/>
+              <w:jc w:val="center"/>
+              <w:rPr>
+                <w:rFonts w:ascii="Times New Roman" w:hAnsi="Times New Roman"/>
                 <w:sz w:val="24"/>
                 <w:szCs w:val="24"/>
               </w:rPr>
             </w:pPr>
-            <w:r>
-              <w:rPr>
-                <w:rFonts w:ascii="Times New Roman" w:hAnsi="Times New Roman"/>
-                <w:b/>
-              </w:rPr>
-              <w:t>Họ Và Tên</w:t>
-            </w:r>
+            <w:proofErr w:type="spellStart"/>
+            <w:r>
+              <w:rPr>
+                <w:rFonts w:ascii="Times New Roman" w:hAnsi="Times New Roman"/>
+                <w:b/>
+              </w:rPr>
+              <w:t>Họ</w:t>
+            </w:r>
+            <w:proofErr w:type="spellEnd"/>
+            <w:r>
+              <w:rPr>
+                <w:rFonts w:ascii="Times New Roman" w:hAnsi="Times New Roman"/>
+                <w:b/>
+              </w:rPr>
+              <w:t xml:space="preserve"> </w:t>
+            </w:r>
+            <w:proofErr w:type="spellStart"/>
+            <w:r>
+              <w:rPr>
+                <w:rFonts w:ascii="Times New Roman" w:hAnsi="Times New Roman"/>
+                <w:b/>
+              </w:rPr>
+              <w:t>Và</w:t>
+            </w:r>
+            <w:proofErr w:type="spellEnd"/>
+            <w:r>
+              <w:rPr>
+                <w:rFonts w:ascii="Times New Roman" w:hAnsi="Times New Roman"/>
+                <w:b/>
+              </w:rPr>
+              <w:t xml:space="preserve"> </w:t>
+            </w:r>
+            <w:proofErr w:type="spellStart"/>
+            <w:r>
+              <w:rPr>
+                <w:rFonts w:ascii="Times New Roman" w:hAnsi="Times New Roman"/>
+                <w:b/>
+              </w:rPr>
+              <w:t>Tên</w:t>
+            </w:r>
+            <w:proofErr w:type="spellEnd"/>
           </w:p>
         </w:tc>
       </w:tr>
@@ -1100,539 +2014,11 @@
         </w:rPr>
       </w:pPr>
     </w:p>
-    <w:tbl>
-      <w:tblPr>
-        <w:tblW w:w="9412" w:type="dxa"/>
-        <w:tblBorders>
-          <w:top w:val="single" w:sz="8" w:space="0" w:color="auto"/>
-        </w:tblBorders>
-        <w:tblLayout w:type="fixed"/>
-        <w:tblLook w:val="0000" w:firstRow="0" w:lastRow="0" w:firstColumn="0" w:lastColumn="0" w:noHBand="0" w:noVBand="0"/>
-      </w:tblPr>
-      <w:tblGrid>
-        <w:gridCol w:w="9412"/>
-      </w:tblGrid>
-      <w:tr>
-        <w:trPr>
-          <w:trHeight w:val="43"/>
-        </w:trPr>
-        <w:tc>
-          <w:tcPr>
-            <w:tcW w:w="9412" w:type="dxa"/>
-          </w:tcPr>
-          <w:p>
-            <w:pPr>
-              <w:jc w:val="both"/>
-              <w:rPr>
-                <w:rFonts w:ascii="Times New Roman" w:hAnsi="Times New Roman"/>
-                <w:b/>
-                <w:i/>
-                <w:sz w:val="22"/>
-                <w:szCs w:val="22"/>
-              </w:rPr>
-            </w:pPr>
-            <w:r>
-              <w:rPr>
-                <w:rFonts w:ascii="Times New Roman" w:hAnsi="Times New Roman"/>
-                <w:b/>
-                <w:i/>
-                <w:sz w:val="22"/>
-                <w:szCs w:val="22"/>
-              </w:rPr>
-              <w:t>Ghi chú:</w:t>
-            </w:r>
-          </w:p>
-          <w:p>
-            <w:pPr>
-              <w:rPr>
-                <w:rFonts w:ascii="Times New Roman" w:hAnsi="Times New Roman"/>
-                <w:b/>
-                <w:bCs/>
-                <w:i/>
-                <w:iCs/>
-                <w:sz w:val="22"/>
-                <w:szCs w:val="22"/>
-                <w:lang w:val="en-GB" w:eastAsia="zh-CN"/>
-              </w:rPr>
-            </w:pPr>
-            <w:r>
-              <w:rPr>
-                <w:rFonts w:ascii="Times New Roman" w:hAnsi="Times New Roman"/>
-                <w:b/>
-                <w:bCs/>
-                <w:i/>
-                <w:iCs/>
-                <w:sz w:val="22"/>
-                <w:szCs w:val="22"/>
-                <w:lang w:val="en-GB" w:eastAsia="zh-CN"/>
-              </w:rPr>
-              <w:t>* Các phần ghi: số: ký hiệu, ngày, tháng, năm của văn bản (để trống</w:t>
-            </w:r>
-            <w:r>
-              <w:rPr>
-                <w:rFonts w:ascii="Times New Roman" w:hAnsi="Times New Roman"/>
-                <w:b/>
-                <w:bCs/>
-                <w:i/>
-                <w:iCs/>
-                <w:sz w:val="22"/>
-                <w:szCs w:val="22"/>
-                <w:lang w:val="en-GB" w:eastAsia="zh-CN"/>
-              </w:rPr>
-              <w:t xml:space="preserve"> để hệ thống tự cập nhật</w:t>
-            </w:r>
-            <w:r>
-              <w:rPr>
-                <w:rFonts w:ascii="Times New Roman" w:hAnsi="Times New Roman"/>
-                <w:b/>
-                <w:bCs/>
-                <w:i/>
-                <w:iCs/>
-                <w:sz w:val="22"/>
-                <w:szCs w:val="22"/>
-                <w:lang w:val="en-GB" w:eastAsia="zh-CN"/>
-              </w:rPr>
-              <w:t>).</w:t>
-            </w:r>
-          </w:p>
-          <w:p>
-            <w:pPr>
-              <w:jc w:val="both"/>
-              <w:rPr>
-                <w:rFonts w:ascii="Times New Roman" w:hAnsi="Times New Roman"/>
-                <w:b/>
-                <w:bCs/>
-                <w:i/>
-                <w:iCs/>
-                <w:sz w:val="22"/>
-                <w:lang w:val="en-GB"/>
-              </w:rPr>
-            </w:pPr>
-            <w:r>
-              <w:rPr>
-                <w:rFonts w:ascii="Times New Roman" w:hAnsi="Times New Roman"/>
-                <w:b/>
-                <w:bCs/>
-                <w:i/>
-                <w:iCs/>
-                <w:sz w:val="22"/>
-                <w:szCs w:val="22"/>
-                <w:lang w:val="en-GB" w:eastAsia="zh-CN"/>
-              </w:rPr>
-              <w:t xml:space="preserve">* Phần đề ký: để khoảng cách (thông thủy) </w:t>
-            </w:r>
-            <w:r>
-              <w:rPr>
-                <w:rFonts w:ascii="Times New Roman" w:hAnsi="Times New Roman"/>
-                <w:b/>
-                <w:bCs/>
-                <w:i/>
-                <w:iCs/>
-                <w:sz w:val="22"/>
-                <w:lang w:val="en-GB"/>
-              </w:rPr>
-              <w:t>từ chân dòng ghi chức vụ bên trên đến dòng ghi họ và tên của người ký văn bản bên dưới từ 4,5cm đến 5 cm)</w:t>
-            </w:r>
-          </w:p>
-          <w:p>
-            <w:pPr>
-              <w:jc w:val="both"/>
-              <w:rPr>
-                <w:rFonts w:ascii="Times New Roman" w:hAnsi="Times New Roman"/>
-                <w:sz w:val="20"/>
-              </w:rPr>
-            </w:pPr>
-            <w:r>
-              <w:rPr>
-                <w:rFonts w:ascii="Times New Roman" w:hAnsi="Times New Roman"/>
-                <w:sz w:val="20"/>
-              </w:rPr>
-              <w:t>(1) Tên đơn vị ban hành văn bản (chữ in hoa, đứng, đậm</w:t>
-            </w:r>
-          </w:p>
-          <w:p>
-            <w:pPr>
-              <w:jc w:val="both"/>
-              <w:rPr>
-                <w:rFonts w:ascii="Times New Roman" w:hAnsi="Times New Roman"/>
-                <w:sz w:val="20"/>
-              </w:rPr>
-            </w:pPr>
-            <w:r>
-              <w:rPr>
-                <w:rFonts w:ascii="Times New Roman" w:hAnsi="Times New Roman"/>
-                <w:sz w:val="20"/>
-              </w:rPr>
-              <w:t>(</w:t>
-            </w:r>
-            <w:r>
-              <w:rPr>
-                <w:rFonts w:ascii="Times New Roman" w:hAnsi="Times New Roman"/>
-                <w:sz w:val="20"/>
-              </w:rPr>
-              <w:t>2</w:t>
-            </w:r>
-            <w:r>
-              <w:rPr>
-                <w:rFonts w:ascii="Times New Roman" w:hAnsi="Times New Roman"/>
-                <w:sz w:val="20"/>
-              </w:rPr>
-              <w:t>)</w:t>
-            </w:r>
-            <w:r>
-              <w:rPr>
-                <w:rFonts w:ascii="Times New Roman" w:hAnsi="Times New Roman"/>
-                <w:sz w:val="20"/>
-              </w:rPr>
-              <w:t xml:space="preserve"> Ghi</w:t>
-            </w:r>
-            <w:r>
-              <w:rPr>
-                <w:rFonts w:ascii="Times New Roman" w:hAnsi="Times New Roman"/>
-                <w:sz w:val="20"/>
-              </w:rPr>
-              <w:t xml:space="preserve"> </w:t>
-            </w:r>
-            <w:r>
-              <w:rPr>
-                <w:rFonts w:ascii="Times New Roman" w:hAnsi="Times New Roman"/>
-                <w:sz w:val="20"/>
-              </w:rPr>
-              <w:t>đ</w:t>
-            </w:r>
-            <w:r>
-              <w:rPr>
-                <w:rFonts w:ascii="Times New Roman" w:hAnsi="Times New Roman"/>
-                <w:sz w:val="20"/>
-              </w:rPr>
-              <w:t>ịa danh.</w:t>
-            </w:r>
-          </w:p>
-          <w:p>
-            <w:pPr>
-              <w:jc w:val="both"/>
-              <w:rPr>
-                <w:rFonts w:ascii="Times New Roman" w:hAnsi="Times New Roman"/>
-                <w:sz w:val="20"/>
-              </w:rPr>
-            </w:pPr>
-            <w:r>
-              <w:rPr>
-                <w:rFonts w:ascii="Times New Roman" w:hAnsi="Times New Roman"/>
-                <w:sz w:val="20"/>
-              </w:rPr>
-              <w:t>(</w:t>
-            </w:r>
-            <w:r>
-              <w:rPr>
-                <w:rFonts w:ascii="Times New Roman" w:hAnsi="Times New Roman"/>
-                <w:sz w:val="20"/>
-              </w:rPr>
-              <w:t>3</w:t>
-            </w:r>
-            <w:r>
-              <w:rPr>
-                <w:rFonts w:ascii="Times New Roman" w:hAnsi="Times New Roman"/>
-                <w:sz w:val="20"/>
-              </w:rPr>
-              <w:t xml:space="preserve">) </w:t>
-            </w:r>
-            <w:r>
-              <w:rPr>
-                <w:rFonts w:ascii="Times New Roman" w:hAnsi="Times New Roman"/>
-                <w:sz w:val="20"/>
-              </w:rPr>
-              <w:t>Tên</w:t>
-            </w:r>
-            <w:r>
-              <w:rPr>
-                <w:rFonts w:ascii="Times New Roman" w:hAnsi="Times New Roman"/>
-                <w:sz w:val="20"/>
-              </w:rPr>
-              <w:t xml:space="preserve"> Hội nghị</w:t>
-            </w:r>
-            <w:r>
-              <w:rPr>
-                <w:rFonts w:ascii="Times New Roman" w:hAnsi="Times New Roman"/>
-                <w:sz w:val="20"/>
-              </w:rPr>
-              <w:t xml:space="preserve"> (chữ thường, đứng đậm)</w:t>
-            </w:r>
-            <w:r>
-              <w:rPr>
-                <w:rFonts w:ascii="Times New Roman" w:hAnsi="Times New Roman"/>
-                <w:sz w:val="20"/>
-              </w:rPr>
-              <w:t>.</w:t>
-            </w:r>
-          </w:p>
-          <w:p>
-            <w:pPr>
-              <w:jc w:val="both"/>
-              <w:rPr>
-                <w:rFonts w:ascii="Times New Roman" w:hAnsi="Times New Roman"/>
-                <w:sz w:val="20"/>
-              </w:rPr>
-            </w:pPr>
-            <w:r>
-              <w:rPr>
-                <w:rFonts w:ascii="Times New Roman" w:hAnsi="Times New Roman"/>
-                <w:sz w:val="20"/>
-              </w:rPr>
-              <w:t>(</w:t>
-            </w:r>
-            <w:r>
-              <w:rPr>
-                <w:rFonts w:ascii="Times New Roman" w:hAnsi="Times New Roman"/>
-                <w:sz w:val="20"/>
-              </w:rPr>
-              <w:t>4</w:t>
-            </w:r>
-            <w:r>
-              <w:rPr>
-                <w:rFonts w:ascii="Times New Roman" w:hAnsi="Times New Roman"/>
-                <w:sz w:val="20"/>
-              </w:rPr>
-              <w:t>) Ghi quyền hạn, chức vụ, tên đơn vị của ng</w:t>
-            </w:r>
-            <w:r>
-              <w:rPr>
-                <w:rFonts w:ascii="Times New Roman" w:hAnsi="Times New Roman" w:hint="eastAsia"/>
-                <w:sz w:val="20"/>
-              </w:rPr>
-              <w:t>ư</w:t>
-            </w:r>
-            <w:r>
-              <w:rPr>
-                <w:rFonts w:ascii="Times New Roman" w:hAnsi="Times New Roman"/>
-                <w:sz w:val="20"/>
-              </w:rPr>
-              <w:t>ời ký (chữ in hoa, đứng, đậm)</w:t>
-            </w:r>
-          </w:p>
-          <w:p>
-            <w:pPr>
-              <w:rPr>
-                <w:rFonts w:ascii="Times New Roman" w:hAnsi="Times New Roman"/>
-                <w:b/>
-                <w:sz w:val="20"/>
-              </w:rPr>
-            </w:pPr>
-            <w:r>
-              <w:rPr>
-                <w:rFonts w:ascii="Times New Roman" w:hAnsi="Times New Roman"/>
-                <w:sz w:val="20"/>
-              </w:rPr>
-              <w:t xml:space="preserve">Trường hợp cấp Phó ký thay </w:t>
-            </w:r>
-            <w:r>
-              <w:rPr>
-                <w:rFonts w:ascii="Times New Roman" w:hAnsi="Times New Roman"/>
-                <w:sz w:val="20"/>
-              </w:rPr>
-              <w:t>cấp Trưởng</w:t>
-            </w:r>
-            <w:r>
-              <w:rPr>
-                <w:rFonts w:ascii="Times New Roman" w:hAnsi="Times New Roman"/>
-                <w:sz w:val="20"/>
-              </w:rPr>
-              <w:t xml:space="preserve"> thì ghi: </w:t>
-            </w:r>
-            <w:r>
-              <w:rPr>
-                <w:rFonts w:ascii="Times New Roman" w:hAnsi="Times New Roman"/>
-                <w:sz w:val="20"/>
-              </w:rPr>
-              <w:t xml:space="preserve">             </w:t>
-            </w:r>
-            <w:r>
-              <w:rPr>
-                <w:rFonts w:ascii="Times New Roman" w:hAnsi="Times New Roman"/>
-                <w:b/>
-                <w:sz w:val="20"/>
-              </w:rPr>
-              <w:t>KT. GIÁM ĐỐC</w:t>
-            </w:r>
-          </w:p>
-          <w:p>
-            <w:pPr>
-              <w:rPr>
-                <w:rFonts w:ascii="Times New Roman" w:hAnsi="Times New Roman"/>
-                <w:b/>
-                <w:sz w:val="20"/>
-              </w:rPr>
-            </w:pPr>
-            <w:r>
-              <w:rPr>
-                <w:rFonts w:ascii="Times New Roman" w:hAnsi="Times New Roman"/>
-                <w:b/>
-                <w:sz w:val="20"/>
-              </w:rPr>
-              <w:t xml:space="preserve">                                                                                            PHÓ GIÁM ĐỐC</w:t>
-            </w:r>
-          </w:p>
-          <w:p>
-            <w:pPr>
-              <w:pStyle w:val="BodyTextIndent"/>
-              <w:spacing w:after="0"/>
-              <w:ind w:firstLine="0"/>
-              <w:rPr>
-                <w:rFonts w:ascii="Times New Roman" w:hAnsi="Times New Roman"/>
-                <w:sz w:val="20"/>
-              </w:rPr>
-            </w:pPr>
-            <w:r>
-              <w:rPr>
-                <w:rFonts w:ascii="Times New Roman" w:hAnsi="Times New Roman"/>
-                <w:sz w:val="20"/>
-              </w:rPr>
-              <w:t>(</w:t>
-            </w:r>
-            <w:r>
-              <w:rPr>
-                <w:rFonts w:ascii="Times New Roman" w:hAnsi="Times New Roman"/>
-                <w:sz w:val="20"/>
-              </w:rPr>
-              <w:t>5</w:t>
-            </w:r>
-            <w:r>
-              <w:rPr>
-                <w:rFonts w:ascii="Times New Roman" w:hAnsi="Times New Roman"/>
-                <w:sz w:val="20"/>
-              </w:rPr>
-              <w:t xml:space="preserve">) Chữ viết tắt tên đơn vị chủ trì soạn thảo </w:t>
-            </w:r>
-            <w:r>
-              <w:rPr>
-                <w:rFonts w:ascii="Times New Roman" w:hAnsi="Times New Roman"/>
-                <w:spacing w:val="-2"/>
-                <w:sz w:val="20"/>
-              </w:rPr>
-              <w:t>và số lượng bản lưu.</w:t>
-            </w:r>
-          </w:p>
-          <w:p>
-            <w:pPr>
-              <w:jc w:val="both"/>
-              <w:rPr>
-                <w:rFonts w:ascii="Times New Roman" w:hAnsi="Times New Roman"/>
-                <w:sz w:val="20"/>
-                <w:lang w:val="en-US"/>
-              </w:rPr>
-            </w:pPr>
-            <w:r>
-              <w:rPr>
-                <w:rFonts w:ascii="Times New Roman" w:hAnsi="Times New Roman"/>
-                <w:sz w:val="20"/>
-                <w:lang w:val="en-US"/>
-              </w:rPr>
-              <w:t>(</w:t>
-            </w:r>
-            <w:r>
-              <w:rPr>
-                <w:rFonts w:ascii="Times New Roman" w:hAnsi="Times New Roman"/>
-                <w:sz w:val="20"/>
-                <w:lang w:val="en-US"/>
-              </w:rPr>
-              <w:t>6</w:t>
-            </w:r>
-            <w:r>
-              <w:rPr>
-                <w:rFonts w:ascii="Times New Roman" w:hAnsi="Times New Roman"/>
-                <w:sz w:val="20"/>
-                <w:lang w:val="en-US"/>
-              </w:rPr>
-              <w:t xml:space="preserve">) Ký hiệu </w:t>
-            </w:r>
-            <w:r>
-              <w:rPr>
-                <w:rFonts w:ascii="Times New Roman" w:hAnsi="Times New Roman"/>
-                <w:sz w:val="20"/>
-                <w:lang w:val="en-US"/>
-              </w:rPr>
-              <w:t xml:space="preserve">của </w:t>
-            </w:r>
-            <w:r>
-              <w:rPr>
-                <w:rFonts w:ascii="Times New Roman" w:hAnsi="Times New Roman"/>
-                <w:sz w:val="20"/>
-                <w:lang w:val="en-US"/>
-              </w:rPr>
-              <w:t>ng</w:t>
-            </w:r>
-            <w:r>
-              <w:rPr>
-                <w:rFonts w:ascii="Times New Roman" w:hAnsi="Times New Roman" w:hint="eastAsia"/>
-                <w:sz w:val="20"/>
-                <w:lang w:val="en-US"/>
-              </w:rPr>
-              <w:t>ư</w:t>
-            </w:r>
-            <w:r>
-              <w:rPr>
-                <w:rFonts w:ascii="Times New Roman" w:hAnsi="Times New Roman"/>
-                <w:sz w:val="20"/>
-                <w:lang w:val="en-US"/>
-              </w:rPr>
-              <w:t xml:space="preserve">ời </w:t>
-            </w:r>
-            <w:r>
-              <w:rPr>
-                <w:rFonts w:ascii="Times New Roman" w:hAnsi="Times New Roman"/>
-                <w:sz w:val="20"/>
-                <w:lang w:val="en-US"/>
-              </w:rPr>
-              <w:t>soạn thảo</w:t>
-            </w:r>
-            <w:r>
-              <w:rPr>
-                <w:rFonts w:ascii="Times New Roman" w:hAnsi="Times New Roman"/>
-                <w:sz w:val="20"/>
-                <w:lang w:val="en-US"/>
-              </w:rPr>
-              <w:t xml:space="preserve"> và số l</w:t>
-            </w:r>
-            <w:r>
-              <w:rPr>
-                <w:rFonts w:ascii="Times New Roman" w:hAnsi="Times New Roman" w:hint="eastAsia"/>
-                <w:sz w:val="20"/>
-                <w:lang w:val="en-US"/>
-              </w:rPr>
-              <w:t>ư</w:t>
-            </w:r>
-            <w:r>
-              <w:rPr>
-                <w:rFonts w:ascii="Times New Roman" w:hAnsi="Times New Roman"/>
-                <w:sz w:val="20"/>
-                <w:lang w:val="en-US"/>
-              </w:rPr>
-              <w:t>ợng bản phát hành.</w:t>
-            </w:r>
-          </w:p>
-        </w:tc>
-      </w:tr>
-    </w:tbl>
     <w:p>
       <w:pPr>
         <w:pStyle w:val="FootnoteText"/>
         <w:jc w:val="both"/>
       </w:pPr>
-      <w:r>
-        <w:t>(</w:t>
-      </w:r>
-      <w:r>
-        <w:t>7</w:t>
-      </w:r>
-      <w:r>
-        <w:t xml:space="preserve">) Ghi số </w:t>
-      </w:r>
-      <w:r>
-        <w:t>eOffice</w:t>
-      </w:r>
-      <w:r>
-        <w:t>.</w:t>
-      </w:r>
     </w:p>
     <w:sectPr>
       <w:headerReference w:type="default" r:id="rId7"/>
@@ -1649,7 +2035,7 @@
 </file>
 
 <file path=word/endnotes.xml><?xml version="1.0" encoding="utf-8"?>
-<w:endnotes xmlns:wpc="http://schemas.microsoft.com/office/word/2010/wordprocessingCanvas" xmlns:cx="http://schemas.microsoft.com/office/drawing/2014/chartex" xmlns:cx1="http://schemas.microsoft.com/office/drawing/2015/9/8/chartex" xmlns:cx2="http://schemas.microsoft.com/office/drawing/2015/10/21/chartex" xmlns:cx3="http://schemas.microsoft.com/office/drawing/2016/5/9/chartex" xmlns:cx4="http://schemas.microsoft.com/office/drawing/2016/5/10/chartex" xmlns:cx5="http://schemas.microsoft.com/office/drawing/2016/5/11/chartex" xmlns:cx6="http://schemas.microsoft.com/office/drawing/2016/5/12/chartex" xmlns:cx7="http://schemas.microsoft.com/office/drawing/2016/5/13/chartex" xmlns:cx8="http://schemas.microsoft.com/office/drawing/2016/5/14/chartex" xmlns:mc="http://schemas.openxmlformats.org/markup-compatibility/2006" xmlns:aink="http://schemas.microsoft.com/office/drawing/2016/ink" xmlns:am3d="http://schemas.microsoft.com/office/drawing/2017/model3d" xmlns:o="urn:schemas-microsoft-com:office:office" xmlns:oel="http://schemas.microsoft.com/office/2019/extlst" xmlns:r="http://schemas.openxmlformats.org/officeDocument/2006/relationships" xmlns:m="http://schemas.openxmlformats.org/officeDocument/2006/math" xmlns:v="urn:schemas-microsoft-com:vml" xmlns:wp14="http://schemas.microsoft.com/office/word/2010/wordprocessingDrawing" xmlns:wp="http://schemas.openxmlformats.org/drawingml/2006/wordprocessingDrawing" xmlns:w10="urn:schemas-microsoft-com:office:word" xmlns:w="http://schemas.openxmlformats.org/wordprocessingml/2006/main" xmlns:w14="http://schemas.microsoft.com/office/word/2010/wordml" xmlns:w15="http://schemas.microsoft.com/office/word/2012/wordml" xmlns:w16cex="http://schemas.microsoft.com/office/word/2018/wordml/cex" xmlns:w16cid="http://schemas.microsoft.com/office/word/2016/wordml/cid" xmlns:w16="http://schemas.microsoft.com/office/word/2018/wordml" xmlns:w16du="http://schemas.microsoft.com/office/word/2023/wordml/word16du" xmlns:w16sdtdh="http://schemas.microsoft.com/office/word/2020/wordml/sdtdatahash" xmlns:w16sdtfl="http://schemas.microsoft.com/office/word/2024/wordml/sdtformatlock" xmlns:w16se="http://schemas.microsoft.com/office/word/2015/wordml/symex" xmlns:wpg="http://schemas.microsoft.com/office/word/2010/wordprocessingGroup" xmlns:wpi="http://schemas.microsoft.com/office/word/2010/wordprocessingInk" xmlns:wne="http://schemas.microsoft.com/office/word/2006/wordml" xmlns:wps="http://schemas.microsoft.com/office/word/2010/wordprocessingShape" mc:Ignorable="w14 w15 w16se w16cid w16 w16cex w16sdtdh w16sdtfl w16du wp14">
+<w:endnotes xmlns:wpc="http://schemas.microsoft.com/office/word/2010/wordprocessingCanvas" xmlns:cx="http://schemas.microsoft.com/office/drawing/2014/chartex" xmlns:cx1="http://schemas.microsoft.com/office/drawing/2015/9/8/chartex" xmlns:cx2="http://schemas.microsoft.com/office/drawing/2015/10/21/chartex" xmlns:cx3="http://schemas.microsoft.com/office/drawing/2016/5/9/chartex" xmlns:cx4="http://schemas.microsoft.com/office/drawing/2016/5/10/chartex" xmlns:cx5="http://schemas.microsoft.com/office/drawing/2016/5/11/chartex" xmlns:cx6="http://schemas.microsoft.com/office/drawing/2016/5/12/chartex" xmlns:cx7="http://schemas.microsoft.com/office/drawing/2016/5/13/chartex" xmlns:cx8="http://schemas.microsoft.com/office/drawing/2016/5/14/chartex" xmlns:mc="http://schemas.openxmlformats.org/markup-compatibility/2006" xmlns:aink="http://schemas.microsoft.com/office/drawing/2016/ink" xmlns:am3d="http://schemas.microsoft.com/office/drawing/2017/model3d" xmlns:o="urn:schemas-microsoft-com:office:office" xmlns:oel="http://schemas.microsoft.com/office/2019/extlst" xmlns:r="http://schemas.openxmlformats.org/officeDocument/2006/relationships" xmlns:m="http://schemas.openxmlformats.org/officeDocument/2006/math" xmlns:v="urn:schemas-microsoft-com:vml" xmlns:wp14="http://schemas.microsoft.com/office/word/2010/wordprocessingDrawing" xmlns:wp="http://schemas.openxmlformats.org/drawingml/2006/wordprocessingDrawing" xmlns:w10="urn:schemas-microsoft-com:office:word" xmlns:w="http://schemas.openxmlformats.org/wordprocessingml/2006/main" xmlns:w14="http://schemas.microsoft.com/office/word/2010/wordml" xmlns:w15="http://schemas.microsoft.com/office/word/2012/wordml" xmlns:w16cei="http://schemas.microsoft.com/office/word/2026/wordml/cei" xmlns:w16cex="http://schemas.microsoft.com/office/word/2018/wordml/cex" xmlns:w16cid="http://schemas.microsoft.com/office/word/2016/wordml/cid" xmlns:w16="http://schemas.microsoft.com/office/word/2018/wordml" xmlns:w16du="http://schemas.microsoft.com/office/word/2023/wordml/word16du" xmlns:w16sdtdh="http://schemas.microsoft.com/office/word/2020/wordml/sdtdatahash" xmlns:w16sdtfl="http://schemas.microsoft.com/office/word/2024/wordml/sdtformatlock" xmlns:w16se="http://schemas.microsoft.com/office/word/2015/wordml/symex" xmlns:wpg="http://schemas.microsoft.com/office/word/2010/wordprocessingGroup" xmlns:wpi="http://schemas.microsoft.com/office/word/2010/wordprocessingInk" xmlns:wne="http://schemas.microsoft.com/office/word/2006/wordml" xmlns:wps="http://schemas.microsoft.com/office/word/2010/wordprocessingShape" mc:Ignorable="w14 w15 w16se w16cid w16 w16cex w16sdtdh w16sdtfl w16du wp14">
   <w:endnote w:type="separator" w:id="-1">
     <w:p>
       <w:r>
@@ -1668,7 +2054,7 @@
 </file>
 
 <file path=word/footer1.xml><?xml version="1.0" encoding="utf-8"?>
-<w:ftr xmlns:wpc="http://schemas.microsoft.com/office/word/2010/wordprocessingCanvas" xmlns:cx="http://schemas.microsoft.com/office/drawing/2014/chartex" xmlns:cx1="http://schemas.microsoft.com/office/drawing/2015/9/8/chartex" xmlns:cx2="http://schemas.microsoft.com/office/drawing/2015/10/21/chartex" xmlns:cx3="http://schemas.microsoft.com/office/drawing/2016/5/9/chartex" xmlns:cx4="http://schemas.microsoft.com/office/drawing/2016/5/10/chartex" xmlns:cx5="http://schemas.microsoft.com/office/drawing/2016/5/11/chartex" xmlns:cx6="http://schemas.microsoft.com/office/drawing/2016/5/12/chartex" xmlns:cx7="http://schemas.microsoft.com/office/drawing/2016/5/13/chartex" xmlns:cx8="http://schemas.microsoft.com/office/drawing/2016/5/14/chartex" xmlns:mc="http://schemas.openxmlformats.org/markup-compatibility/2006" xmlns:aink="http://schemas.microsoft.com/office/drawing/2016/ink" xmlns:am3d="http://schemas.microsoft.com/office/drawing/2017/model3d" xmlns:o="urn:schemas-microsoft-com:office:office" xmlns:oel="http://schemas.microsoft.com/office/2019/extlst" xmlns:r="http://schemas.openxmlformats.org/officeDocument/2006/relationships" xmlns:m="http://schemas.openxmlformats.org/officeDocument/2006/math" xmlns:v="urn:schemas-microsoft-com:vml" xmlns:wp14="http://schemas.microsoft.com/office/word/2010/wordprocessingDrawing" xmlns:wp="http://schemas.openxmlformats.org/drawingml/2006/wordprocessingDrawing" xmlns:w10="urn:schemas-microsoft-com:office:word" xmlns:w="http://schemas.openxmlformats.org/wordprocessingml/2006/main" xmlns:w14="http://schemas.microsoft.com/office/word/2010/wordml" xmlns:w15="http://schemas.microsoft.com/office/word/2012/wordml" xmlns:w16cex="http://schemas.microsoft.com/office/word/2018/wordml/cex" xmlns:w16cid="http://schemas.microsoft.com/office/word/2016/wordml/cid" xmlns:w16="http://schemas.microsoft.com/office/word/2018/wordml" xmlns:w16du="http://schemas.microsoft.com/office/word/2023/wordml/word16du" xmlns:w16sdtdh="http://schemas.microsoft.com/office/word/2020/wordml/sdtdatahash" xmlns:w16sdtfl="http://schemas.microsoft.com/office/word/2024/wordml/sdtformatlock" xmlns:w16se="http://schemas.microsoft.com/office/word/2015/wordml/symex" xmlns:wpg="http://schemas.microsoft.com/office/word/2010/wordprocessingGroup" xmlns:wpi="http://schemas.microsoft.com/office/word/2010/wordprocessingInk" xmlns:wne="http://schemas.microsoft.com/office/word/2006/wordml" xmlns:wps="http://schemas.microsoft.com/office/word/2010/wordprocessingShape" mc:Ignorable="w14 w15 w16se w16cid w16 w16cex w16sdtdh w16sdtfl w16du wp14">
+<w:ftr xmlns:wpc="http://schemas.microsoft.com/office/word/2010/wordprocessingCanvas" xmlns:cx="http://schemas.microsoft.com/office/drawing/2014/chartex" xmlns:cx1="http://schemas.microsoft.com/office/drawing/2015/9/8/chartex" xmlns:cx2="http://schemas.microsoft.com/office/drawing/2015/10/21/chartex" xmlns:cx3="http://schemas.microsoft.com/office/drawing/2016/5/9/chartex" xmlns:cx4="http://schemas.microsoft.com/office/drawing/2016/5/10/chartex" xmlns:cx5="http://schemas.microsoft.com/office/drawing/2016/5/11/chartex" xmlns:cx6="http://schemas.microsoft.com/office/drawing/2016/5/12/chartex" xmlns:cx7="http://schemas.microsoft.com/office/drawing/2016/5/13/chartex" xmlns:cx8="http://schemas.microsoft.com/office/drawing/2016/5/14/chartex" xmlns:mc="http://schemas.openxmlformats.org/markup-compatibility/2006" xmlns:aink="http://schemas.microsoft.com/office/drawing/2016/ink" xmlns:am3d="http://schemas.microsoft.com/office/drawing/2017/model3d" xmlns:o="urn:schemas-microsoft-com:office:office" xmlns:oel="http://schemas.microsoft.com/office/2019/extlst" xmlns:r="http://schemas.openxmlformats.org/officeDocument/2006/relationships" xmlns:m="http://schemas.openxmlformats.org/officeDocument/2006/math" xmlns:v="urn:schemas-microsoft-com:vml" xmlns:wp14="http://schemas.microsoft.com/office/word/2010/wordprocessingDrawing" xmlns:wp="http://schemas.openxmlformats.org/drawingml/2006/wordprocessingDrawing" xmlns:w10="urn:schemas-microsoft-com:office:word" xmlns:w="http://schemas.openxmlformats.org/wordprocessingml/2006/main" xmlns:w14="http://schemas.microsoft.com/office/word/2010/wordml" xmlns:w15="http://schemas.microsoft.com/office/word/2012/wordml" xmlns:w16cei="http://schemas.microsoft.com/office/word/2026/wordml/cei" xmlns:w16cex="http://schemas.microsoft.com/office/word/2018/wordml/cex" xmlns:w16cid="http://schemas.microsoft.com/office/word/2016/wordml/cid" xmlns:w16="http://schemas.microsoft.com/office/word/2018/wordml" xmlns:w16du="http://schemas.microsoft.com/office/word/2023/wordml/word16du" xmlns:w16sdtdh="http://schemas.microsoft.com/office/word/2020/wordml/sdtdatahash" xmlns:w16sdtfl="http://schemas.microsoft.com/office/word/2024/wordml/sdtformatlock" xmlns:w16se="http://schemas.microsoft.com/office/word/2015/wordml/symex" xmlns:wpg="http://schemas.microsoft.com/office/word/2010/wordprocessingGroup" xmlns:wpi="http://schemas.microsoft.com/office/word/2010/wordprocessingInk" xmlns:wne="http://schemas.microsoft.com/office/word/2006/wordml" xmlns:wps="http://schemas.microsoft.com/office/word/2010/wordprocessingShape" mc:Ignorable="w14 w15 w16se w16cid w16 w16cex w16sdtdh w16sdtfl w16du wp14">
   <w:p>
     <w:pPr>
       <w:pStyle w:val="Footer"/>
@@ -1713,7 +2099,7 @@
 </file>
 
 <file path=word/footer2.xml><?xml version="1.0" encoding="utf-8"?>
-<w:ftr xmlns:wpc="http://schemas.microsoft.com/office/word/2010/wordprocessingCanvas" xmlns:cx="http://schemas.microsoft.com/office/drawing/2014/chartex" xmlns:cx1="http://schemas.microsoft.com/office/drawing/2015/9/8/chartex" xmlns:cx2="http://schemas.microsoft.com/office/drawing/2015/10/21/chartex" xmlns:cx3="http://schemas.microsoft.com/office/drawing/2016/5/9/chartex" xmlns:cx4="http://schemas.microsoft.com/office/drawing/2016/5/10/chartex" xmlns:cx5="http://schemas.microsoft.com/office/drawing/2016/5/11/chartex" xmlns:cx6="http://schemas.microsoft.com/office/drawing/2016/5/12/chartex" xmlns:cx7="http://schemas.microsoft.com/office/drawing/2016/5/13/chartex" xmlns:cx8="http://schemas.microsoft.com/office/drawing/2016/5/14/chartex" xmlns:mc="http://schemas.openxmlformats.org/markup-compatibility/2006" xmlns:aink="http://schemas.microsoft.com/office/drawing/2016/ink" xmlns:am3d="http://schemas.microsoft.com/office/drawing/2017/model3d" xmlns:o="urn:schemas-microsoft-com:office:office" xmlns:oel="http://schemas.microsoft.com/office/2019/extlst" xmlns:r="http://schemas.openxmlformats.org/officeDocument/2006/relationships" xmlns:m="http://schemas.openxmlformats.org/officeDocument/2006/math" xmlns:v="urn:schemas-microsoft-com:vml" xmlns:wp14="http://schemas.microsoft.com/office/word/2010/wordprocessingDrawing" xmlns:wp="http://schemas.openxmlformats.org/drawingml/2006/wordprocessingDrawing" xmlns:w10="urn:schemas-microsoft-com:office:word" xmlns:w="http://schemas.openxmlformats.org/wordprocessingml/2006/main" xmlns:w14="http://schemas.microsoft.com/office/word/2010/wordml" xmlns:w15="http://schemas.microsoft.com/office/word/2012/wordml" xmlns:w16cex="http://schemas.microsoft.com/office/word/2018/wordml/cex" xmlns:w16cid="http://schemas.microsoft.com/office/word/2016/wordml/cid" xmlns:w16="http://schemas.microsoft.com/office/word/2018/wordml" xmlns:w16du="http://schemas.microsoft.com/office/word/2023/wordml/word16du" xmlns:w16sdtdh="http://schemas.microsoft.com/office/word/2020/wordml/sdtdatahash" xmlns:w16sdtfl="http://schemas.microsoft.com/office/word/2024/wordml/sdtformatlock" xmlns:w16se="http://schemas.microsoft.com/office/word/2015/wordml/symex" xmlns:wpg="http://schemas.microsoft.com/office/word/2010/wordprocessingGroup" xmlns:wpi="http://schemas.microsoft.com/office/word/2010/wordprocessingInk" xmlns:wne="http://schemas.microsoft.com/office/word/2006/wordml" xmlns:wps="http://schemas.microsoft.com/office/word/2010/wordprocessingShape" mc:Ignorable="w14 w15 w16se w16cid w16 w16cex w16sdtdh w16sdtfl w16du wp14">
+<w:ftr xmlns:wpc="http://schemas.microsoft.com/office/word/2010/wordprocessingCanvas" xmlns:cx="http://schemas.microsoft.com/office/drawing/2014/chartex" xmlns:cx1="http://schemas.microsoft.com/office/drawing/2015/9/8/chartex" xmlns:cx2="http://schemas.microsoft.com/office/drawing/2015/10/21/chartex" xmlns:cx3="http://schemas.microsoft.com/office/drawing/2016/5/9/chartex" xmlns:cx4="http://schemas.microsoft.com/office/drawing/2016/5/10/chartex" xmlns:cx5="http://schemas.microsoft.com/office/drawing/2016/5/11/chartex" xmlns:cx6="http://schemas.microsoft.com/office/drawing/2016/5/12/chartex" xmlns:cx7="http://schemas.microsoft.com/office/drawing/2016/5/13/chartex" xmlns:cx8="http://schemas.microsoft.com/office/drawing/2016/5/14/chartex" xmlns:mc="http://schemas.openxmlformats.org/markup-compatibility/2006" xmlns:aink="http://schemas.microsoft.com/office/drawing/2016/ink" xmlns:am3d="http://schemas.microsoft.com/office/drawing/2017/model3d" xmlns:o="urn:schemas-microsoft-com:office:office" xmlns:oel="http://schemas.microsoft.com/office/2019/extlst" xmlns:r="http://schemas.openxmlformats.org/officeDocument/2006/relationships" xmlns:m="http://schemas.openxmlformats.org/officeDocument/2006/math" xmlns:v="urn:schemas-microsoft-com:vml" xmlns:wp14="http://schemas.microsoft.com/office/word/2010/wordprocessingDrawing" xmlns:wp="http://schemas.openxmlformats.org/drawingml/2006/wordprocessingDrawing" xmlns:w10="urn:schemas-microsoft-com:office:word" xmlns:w="http://schemas.openxmlformats.org/wordprocessingml/2006/main" xmlns:w14="http://schemas.microsoft.com/office/word/2010/wordml" xmlns:w15="http://schemas.microsoft.com/office/word/2012/wordml" xmlns:w16cei="http://schemas.microsoft.com/office/word/2026/wordml/cei" xmlns:w16cex="http://schemas.microsoft.com/office/word/2018/wordml/cex" xmlns:w16cid="http://schemas.microsoft.com/office/word/2016/wordml/cid" xmlns:w16="http://schemas.microsoft.com/office/word/2018/wordml" xmlns:w16du="http://schemas.microsoft.com/office/word/2023/wordml/word16du" xmlns:w16sdtdh="http://schemas.microsoft.com/office/word/2020/wordml/sdtdatahash" xmlns:w16sdtfl="http://schemas.microsoft.com/office/word/2024/wordml/sdtformatlock" xmlns:w16se="http://schemas.microsoft.com/office/word/2015/wordml/symex" xmlns:wpg="http://schemas.microsoft.com/office/word/2010/wordprocessingGroup" xmlns:wpi="http://schemas.microsoft.com/office/word/2010/wordprocessingInk" xmlns:wne="http://schemas.microsoft.com/office/word/2006/wordml" xmlns:wps="http://schemas.microsoft.com/office/word/2010/wordprocessingShape" mc:Ignorable="w14 w15 w16se w16cid w16 w16cex w16sdtdh w16sdtfl w16du wp14">
   <w:p>
     <w:pPr>
       <w:pStyle w:val="Footer"/>
@@ -1724,7 +2110,7 @@
 </file>
 
 <file path=word/footnotes.xml><?xml version="1.0" encoding="utf-8"?>
-<w:footnotes xmlns:wpc="http://schemas.microsoft.com/office/word/2010/wordprocessingCanvas" xmlns:cx="http://schemas.microsoft.com/office/drawing/2014/chartex" xmlns:cx1="http://schemas.microsoft.com/office/drawing/2015/9/8/chartex" xmlns:cx2="http://schemas.microsoft.com/office/drawing/2015/10/21/chartex" xmlns:cx3="http://schemas.microsoft.com/office/drawing/2016/5/9/chartex" xmlns:cx4="http://schemas.microsoft.com/office/drawing/2016/5/10/chartex" xmlns:cx5="http://schemas.microsoft.com/office/drawing/2016/5/11/chartex" xmlns:cx6="http://schemas.microsoft.com/office/drawing/2016/5/12/chartex" xmlns:cx7="http://schemas.microsoft.com/office/drawing/2016/5/13/chartex" xmlns:cx8="http://schemas.microsoft.com/office/drawing/2016/5/14/chartex" xmlns:mc="http://schemas.openxmlformats.org/markup-compatibility/2006" xmlns:aink="http://schemas.microsoft.com/office/drawing/2016/ink" xmlns:am3d="http://schemas.microsoft.com/office/drawing/2017/model3d" xmlns:o="urn:schemas-microsoft-com:office:office" xmlns:oel="http://schemas.microsoft.com/office/2019/extlst" xmlns:r="http://schemas.openxmlformats.org/officeDocument/2006/relationships" xmlns:m="http://schemas.openxmlformats.org/officeDocument/2006/math" xmlns:v="urn:schemas-microsoft-com:vml" xmlns:wp14="http://schemas.microsoft.com/office/word/2010/wordprocessingDrawing" xmlns:wp="http://schemas.openxmlformats.org/drawingml/2006/wordprocessingDrawing" xmlns:w10="urn:schemas-microsoft-com:office:word" xmlns:w="http://schemas.openxmlformats.org/wordprocessingml/2006/main" xmlns:w14="http://schemas.microsoft.com/office/word/2010/wordml" xmlns:w15="http://schemas.microsoft.com/office/word/2012/wordml" xmlns:w16cex="http://schemas.microsoft.com/office/word/2018/wordml/cex" xmlns:w16cid="http://schemas.microsoft.com/office/word/2016/wordml/cid" xmlns:w16="http://schemas.microsoft.com/office/word/2018/wordml" xmlns:w16du="http://schemas.microsoft.com/office/word/2023/wordml/word16du" xmlns:w16sdtdh="http://schemas.microsoft.com/office/word/2020/wordml/sdtdatahash" xmlns:w16sdtfl="http://schemas.microsoft.com/office/word/2024/wordml/sdtformatlock" xmlns:w16se="http://schemas.microsoft.com/office/word/2015/wordml/symex" xmlns:wpg="http://schemas.microsoft.com/office/word/2010/wordprocessingGroup" xmlns:wpi="http://schemas.microsoft.com/office/word/2010/wordprocessingInk" xmlns:wne="http://schemas.microsoft.com/office/word/2006/wordml" xmlns:wps="http://schemas.microsoft.com/office/word/2010/wordprocessingShape" mc:Ignorable="w14 w15 w16se w16cid w16 w16cex w16sdtdh w16sdtfl w16du wp14">
+<w:footnotes xmlns:wpc="http://schemas.microsoft.com/office/word/2010/wordprocessingCanvas" xmlns:cx="http://schemas.microsoft.com/office/drawing/2014/chartex" xmlns:cx1="http://schemas.microsoft.com/office/drawing/2015/9/8/chartex" xmlns:cx2="http://schemas.microsoft.com/office/drawing/2015/10/21/chartex" xmlns:cx3="http://schemas.microsoft.com/office/drawing/2016/5/9/chartex" xmlns:cx4="http://schemas.microsoft.com/office/drawing/2016/5/10/chartex" xmlns:cx5="http://schemas.microsoft.com/office/drawing/2016/5/11/chartex" xmlns:cx6="http://schemas.microsoft.com/office/drawing/2016/5/12/chartex" xmlns:cx7="http://schemas.microsoft.com/office/drawing/2016/5/13/chartex" xmlns:cx8="http://schemas.microsoft.com/office/drawing/2016/5/14/chartex" xmlns:mc="http://schemas.openxmlformats.org/markup-compatibility/2006" xmlns:aink="http://schemas.microsoft.com/office/drawing/2016/ink" xmlns:am3d="http://schemas.microsoft.com/office/drawing/2017/model3d" xmlns:o="urn:schemas-microsoft-com:office:office" xmlns:oel="http://schemas.microsoft.com/office/2019/extlst" xmlns:r="http://schemas.openxmlformats.org/officeDocument/2006/relationships" xmlns:m="http://schemas.openxmlformats.org/officeDocument/2006/math" xmlns:v="urn:schemas-microsoft-com:vml" xmlns:wp14="http://schemas.microsoft.com/office/word/2010/wordprocessingDrawing" xmlns:wp="http://schemas.openxmlformats.org/drawingml/2006/wordprocessingDrawing" xmlns:w10="urn:schemas-microsoft-com:office:word" xmlns:w="http://schemas.openxmlformats.org/wordprocessingml/2006/main" xmlns:w14="http://schemas.microsoft.com/office/word/2010/wordml" xmlns:w15="http://schemas.microsoft.com/office/word/2012/wordml" xmlns:w16cei="http://schemas.microsoft.com/office/word/2026/wordml/cei" xmlns:w16cex="http://schemas.microsoft.com/office/word/2018/wordml/cex" xmlns:w16cid="http://schemas.microsoft.com/office/word/2016/wordml/cid" xmlns:w16="http://schemas.microsoft.com/office/word/2018/wordml" xmlns:w16du="http://schemas.microsoft.com/office/word/2023/wordml/word16du" xmlns:w16sdtdh="http://schemas.microsoft.com/office/word/2020/wordml/sdtdatahash" xmlns:w16sdtfl="http://schemas.microsoft.com/office/word/2024/wordml/sdtformatlock" xmlns:w16se="http://schemas.microsoft.com/office/word/2015/wordml/symex" xmlns:wpg="http://schemas.microsoft.com/office/word/2010/wordprocessingGroup" xmlns:wpi="http://schemas.microsoft.com/office/word/2010/wordprocessingInk" xmlns:wne="http://schemas.microsoft.com/office/word/2006/wordml" xmlns:wps="http://schemas.microsoft.com/office/word/2010/wordprocessingShape" mc:Ignorable="w14 w15 w16se w16cid w16 w16cex w16sdtdh w16sdtfl w16du wp14">
   <w:footnote w:type="separator" w:id="-1">
     <w:p>
       <w:r>
@@ -1743,7 +2129,7 @@
 </file>
 
 <file path=word/header1.xml><?xml version="1.0" encoding="utf-8"?>
-<w:hdr xmlns:wpc="http://schemas.microsoft.com/office/word/2010/wordprocessingCanvas" xmlns:cx="http://schemas.microsoft.com/office/drawing/2014/chartex" xmlns:cx1="http://schemas.microsoft.com/office/drawing/2015/9/8/chartex" xmlns:cx2="http://schemas.microsoft.com/office/drawing/2015/10/21/chartex" xmlns:cx3="http://schemas.microsoft.com/office/drawing/2016/5/9/chartex" xmlns:cx4="http://schemas.microsoft.com/office/drawing/2016/5/10/chartex" xmlns:cx5="http://schemas.microsoft.com/office/drawing/2016/5/11/chartex" xmlns:cx6="http://schemas.microsoft.com/office/drawing/2016/5/12/chartex" xmlns:cx7="http://schemas.microsoft.com/office/drawing/2016/5/13/chartex" xmlns:cx8="http://schemas.microsoft.com/office/drawing/2016/5/14/chartex" xmlns:mc="http://schemas.openxmlformats.org/markup-compatibility/2006" xmlns:aink="http://schemas.microsoft.com/office/drawing/2016/ink" xmlns:am3d="http://schemas.microsoft.com/office/drawing/2017/model3d" xmlns:o="urn:schemas-microsoft-com:office:office" xmlns:oel="http://schemas.microsoft.com/office/2019/extlst" xmlns:r="http://schemas.openxmlformats.org/officeDocument/2006/relationships" xmlns:m="http://schemas.openxmlformats.org/officeDocument/2006/math" xmlns:v="urn:schemas-microsoft-com:vml" xmlns:wp14="http://schemas.microsoft.com/office/word/2010/wordprocessingDrawing" xmlns:wp="http://schemas.openxmlformats.org/drawingml/2006/wordprocessingDrawing" xmlns:w10="urn:schemas-microsoft-com:office:word" xmlns:w="http://schemas.openxmlformats.org/wordprocessingml/2006/main" xmlns:w14="http://schemas.microsoft.com/office/word/2010/wordml" xmlns:w15="http://schemas.microsoft.com/office/word/2012/wordml" xmlns:w16cex="http://schemas.microsoft.com/office/word/2018/wordml/cex" xmlns:w16cid="http://schemas.microsoft.com/office/word/2016/wordml/cid" xmlns:w16="http://schemas.microsoft.com/office/word/2018/wordml" xmlns:w16du="http://schemas.microsoft.com/office/word/2023/wordml/word16du" xmlns:w16sdtdh="http://schemas.microsoft.com/office/word/2020/wordml/sdtdatahash" xmlns:w16sdtfl="http://schemas.microsoft.com/office/word/2024/wordml/sdtformatlock" xmlns:w16se="http://schemas.microsoft.com/office/word/2015/wordml/symex" xmlns:wpg="http://schemas.microsoft.com/office/word/2010/wordprocessingGroup" xmlns:wpi="http://schemas.microsoft.com/office/word/2010/wordprocessingInk" xmlns:wne="http://schemas.microsoft.com/office/word/2006/wordml" xmlns:wps="http://schemas.microsoft.com/office/word/2010/wordprocessingShape" mc:Ignorable="w14 w15 w16se w16cid w16 w16cex w16sdtdh w16sdtfl w16du wp14">
+<w:hdr xmlns:wpc="http://schemas.microsoft.com/office/word/2010/wordprocessingCanvas" xmlns:cx="http://schemas.microsoft.com/office/drawing/2014/chartex" xmlns:cx1="http://schemas.microsoft.com/office/drawing/2015/9/8/chartex" xmlns:cx2="http://schemas.microsoft.com/office/drawing/2015/10/21/chartex" xmlns:cx3="http://schemas.microsoft.com/office/drawing/2016/5/9/chartex" xmlns:cx4="http://schemas.microsoft.com/office/drawing/2016/5/10/chartex" xmlns:cx5="http://schemas.microsoft.com/office/drawing/2016/5/11/chartex" xmlns:cx6="http://schemas.microsoft.com/office/drawing/2016/5/12/chartex" xmlns:cx7="http://schemas.microsoft.com/office/drawing/2016/5/13/chartex" xmlns:cx8="http://schemas.microsoft.com/office/drawing/2016/5/14/chartex" xmlns:mc="http://schemas.openxmlformats.org/markup-compatibility/2006" xmlns:aink="http://schemas.microsoft.com/office/drawing/2016/ink" xmlns:am3d="http://schemas.microsoft.com/office/drawing/2017/model3d" xmlns:o="urn:schemas-microsoft-com:office:office" xmlns:oel="http://schemas.microsoft.com/office/2019/extlst" xmlns:r="http://schemas.openxmlformats.org/officeDocument/2006/relationships" xmlns:m="http://schemas.openxmlformats.org/officeDocument/2006/math" xmlns:v="urn:schemas-microsoft-com:vml" xmlns:wp14="http://schemas.microsoft.com/office/word/2010/wordprocessingDrawing" xmlns:wp="http://schemas.openxmlformats.org/drawingml/2006/wordprocessingDrawing" xmlns:w10="urn:schemas-microsoft-com:office:word" xmlns:w="http://schemas.openxmlformats.org/wordprocessingml/2006/main" xmlns:w14="http://schemas.microsoft.com/office/word/2010/wordml" xmlns:w15="http://schemas.microsoft.com/office/word/2012/wordml" xmlns:w16cei="http://schemas.microsoft.com/office/word/2026/wordml/cei" xmlns:w16cex="http://schemas.microsoft.com/office/word/2018/wordml/cex" xmlns:w16cid="http://schemas.microsoft.com/office/word/2016/wordml/cid" xmlns:w16="http://schemas.microsoft.com/office/word/2018/wordml" xmlns:w16du="http://schemas.microsoft.com/office/word/2023/wordml/word16du" xmlns:w16sdtdh="http://schemas.microsoft.com/office/word/2020/wordml/sdtdatahash" xmlns:w16sdtfl="http://schemas.microsoft.com/office/word/2024/wordml/sdtformatlock" xmlns:w16se="http://schemas.microsoft.com/office/word/2015/wordml/symex" xmlns:wpg="http://schemas.microsoft.com/office/word/2010/wordprocessingGroup" xmlns:wpi="http://schemas.microsoft.com/office/word/2010/wordprocessingInk" xmlns:wne="http://schemas.microsoft.com/office/word/2006/wordml" xmlns:wps="http://schemas.microsoft.com/office/word/2010/wordprocessingShape" mc:Ignorable="w14 w15 w16se w16cid w16 w16cex w16sdtdh w16sdtfl w16du wp14">
   <w:p>
     <w:pPr>
       <w:pStyle w:val="Header"/>
@@ -1775,7 +2161,7 @@
 </file>
 
 <file path=word/numbering.xml><?xml version="1.0" encoding="utf-8"?>
-<w:numbering xmlns:wpc="http://schemas.microsoft.com/office/word/2010/wordprocessingCanvas" xmlns:cx="http://schemas.microsoft.com/office/drawing/2014/chartex" xmlns:cx1="http://schemas.microsoft.com/office/drawing/2015/9/8/chartex" xmlns:cx2="http://schemas.microsoft.com/office/drawing/2015/10/21/chartex" xmlns:cx3="http://schemas.microsoft.com/office/drawing/2016/5/9/chartex" xmlns:cx4="http://schemas.microsoft.com/office/drawing/2016/5/10/chartex" xmlns:cx5="http://schemas.microsoft.com/office/drawing/2016/5/11/chartex" xmlns:cx6="http://schemas.microsoft.com/office/drawing/2016/5/12/chartex" xmlns:cx7="http://schemas.microsoft.com/office/drawing/2016/5/13/chartex" xmlns:cx8="http://schemas.microsoft.com/office/drawing/2016/5/14/chartex" xmlns:mc="http://schemas.openxmlformats.org/markup-compatibility/2006" xmlns:aink="http://schemas.microsoft.com/office/drawing/2016/ink" xmlns:am3d="http://schemas.microsoft.com/office/drawing/2017/model3d" xmlns:o="urn:schemas-microsoft-com:office:office" xmlns:oel="http://schemas.microsoft.com/office/2019/extlst" xmlns:r="http://schemas.openxmlformats.org/officeDocument/2006/relationships" xmlns:m="http://schemas.openxmlformats.org/officeDocument/2006/math" xmlns:v="urn:schemas-microsoft-com:vml" xmlns:wp14="http://schemas.microsoft.com/office/word/2010/wordprocessingDrawing" xmlns:wp="http://schemas.openxmlformats.org/drawingml/2006/wordprocessingDrawing" xmlns:w10="urn:schemas-microsoft-com:office:word" xmlns:w="http://schemas.openxmlformats.org/wordprocessingml/2006/main" xmlns:w14="http://schemas.microsoft.com/office/word/2010/wordml" xmlns:w15="http://schemas.microsoft.com/office/word/2012/wordml" xmlns:w16cex="http://schemas.microsoft.com/office/word/2018/wordml/cex" xmlns:w16cid="http://schemas.microsoft.com/office/word/2016/wordml/cid" xmlns:w16="http://schemas.microsoft.com/office/word/2018/wordml" xmlns:w16du="http://schemas.microsoft.com/office/word/2023/wordml/word16du" xmlns:w16sdtdh="http://schemas.microsoft.com/office/word/2020/wordml/sdtdatahash" xmlns:w16sdtfl="http://schemas.microsoft.com/office/word/2024/wordml/sdtformatlock" xmlns:w16se="http://schemas.microsoft.com/office/word/2015/wordml/symex" xmlns:wpg="http://schemas.microsoft.com/office/word/2010/wordprocessingGroup" xmlns:wpi="http://schemas.microsoft.com/office/word/2010/wordprocessingInk" xmlns:wne="http://schemas.microsoft.com/office/word/2006/wordml" xmlns:wps="http://schemas.microsoft.com/office/word/2010/wordprocessingShape" mc:Ignorable="w14 w15 w16se w16cid w16 w16cex w16sdtdh w16sdtfl w16du wp14">
+<w:numbering xmlns:wpc="http://schemas.microsoft.com/office/word/2010/wordprocessingCanvas" xmlns:cx="http://schemas.microsoft.com/office/drawing/2014/chartex" xmlns:cx1="http://schemas.microsoft.com/office/drawing/2015/9/8/chartex" xmlns:cx2="http://schemas.microsoft.com/office/drawing/2015/10/21/chartex" xmlns:cx3="http://schemas.microsoft.com/office/drawing/2016/5/9/chartex" xmlns:cx4="http://schemas.microsoft.com/office/drawing/2016/5/10/chartex" xmlns:cx5="http://schemas.microsoft.com/office/drawing/2016/5/11/chartex" xmlns:cx6="http://schemas.microsoft.com/office/drawing/2016/5/12/chartex" xmlns:cx7="http://schemas.microsoft.com/office/drawing/2016/5/13/chartex" xmlns:cx8="http://schemas.microsoft.com/office/drawing/2016/5/14/chartex" xmlns:mc="http://schemas.openxmlformats.org/markup-compatibility/2006" xmlns:aink="http://schemas.microsoft.com/office/drawing/2016/ink" xmlns:am3d="http://schemas.microsoft.com/office/drawing/2017/model3d" xmlns:o="urn:schemas-microsoft-com:office:office" xmlns:oel="http://schemas.microsoft.com/office/2019/extlst" xmlns:r="http://schemas.openxmlformats.org/officeDocument/2006/relationships" xmlns:m="http://schemas.openxmlformats.org/officeDocument/2006/math" xmlns:v="urn:schemas-microsoft-com:vml" xmlns:wp14="http://schemas.microsoft.com/office/word/2010/wordprocessingDrawing" xmlns:wp="http://schemas.openxmlformats.org/drawingml/2006/wordprocessingDrawing" xmlns:w10="urn:schemas-microsoft-com:office:word" xmlns:w="http://schemas.openxmlformats.org/wordprocessingml/2006/main" xmlns:w14="http://schemas.microsoft.com/office/word/2010/wordml" xmlns:w15="http://schemas.microsoft.com/office/word/2012/wordml" xmlns:w16cei="http://schemas.microsoft.com/office/word/2026/wordml/cei" xmlns:w16cex="http://schemas.microsoft.com/office/word/2018/wordml/cex" xmlns:w16cid="http://schemas.microsoft.com/office/word/2016/wordml/cid" xmlns:w16="http://schemas.microsoft.com/office/word/2018/wordml" xmlns:w16du="http://schemas.microsoft.com/office/word/2023/wordml/word16du" xmlns:w16sdtdh="http://schemas.microsoft.com/office/word/2020/wordml/sdtdatahash" xmlns:w16sdtfl="http://schemas.microsoft.com/office/word/2024/wordml/sdtformatlock" xmlns:w16se="http://schemas.microsoft.com/office/word/2015/wordml/symex" xmlns:wpg="http://schemas.microsoft.com/office/word/2010/wordprocessingGroup" xmlns:wpi="http://schemas.microsoft.com/office/word/2010/wordprocessingInk" xmlns:wne="http://schemas.microsoft.com/office/word/2006/wordml" xmlns:wps="http://schemas.microsoft.com/office/word/2010/wordprocessingShape" mc:Ignorable="w14 w15 w16se w16cid w16 w16cex w16sdtdh w16sdtfl w16du wp14">
   <w:abstractNum w:abstractNumId="0" w15:restartNumberingAfterBreak="0">
     <w:nsid w:val="27F0573B"/>
     <w:multiLevelType w:val="singleLevel"/>
@@ -2511,6 +2897,9 @@
         <w:right w:w="108" w:type="dxa"/>
       </w:tblCellMar>
     </w:tblPr>
+    <w:trPr>
+      <w:hidden/>
+    </w:trPr>
   </w:style>
   <w:style w:type="numbering" w:default="1" w:styleId="NoList">
     <w:name w:val="No List"/>
@@ -2624,6 +3013,9 @@
         <w:insideV w:val="single" w:sz="4" w:space="0" w:color="auto"/>
       </w:tblBorders>
     </w:tblPr>
+    <w:trPr>
+      <w:hidden/>
+    </w:trPr>
   </w:style>
   <w:style w:type="character" w:customStyle="1" w:styleId="BodyTextIndentChar">
     <w:name w:val="Body Text Indent Char"/>

--- a/webapp/templates/TOTRINH/11_Mau_Giay_trieu_tap.docx
+++ b/webapp/templates/TOTRINH/11_Mau_Giay_trieu_tap.docx
@@ -1958,47 +1958,9 @@
                 <w:szCs w:val="24"/>
               </w:rPr>
             </w:pPr>
-            <w:proofErr w:type="spellStart"/>
-            <w:r>
-              <w:rPr>
-                <w:rFonts w:ascii="Times New Roman" w:hAnsi="Times New Roman"/>
-                <w:b/>
-              </w:rPr>
-              <w:t>Họ</w:t>
-            </w:r>
-            <w:proofErr w:type="spellEnd"/>
-            <w:r>
-              <w:rPr>
-                <w:rFonts w:ascii="Times New Roman" w:hAnsi="Times New Roman"/>
-                <w:b/>
-              </w:rPr>
-              <w:t xml:space="preserve"> </w:t>
-            </w:r>
-            <w:proofErr w:type="spellStart"/>
-            <w:r>
-              <w:rPr>
-                <w:rFonts w:ascii="Times New Roman" w:hAnsi="Times New Roman"/>
-                <w:b/>
-              </w:rPr>
-              <w:t>Và</w:t>
-            </w:r>
-            <w:proofErr w:type="spellEnd"/>
-            <w:r>
-              <w:rPr>
-                <w:rFonts w:ascii="Times New Roman" w:hAnsi="Times New Roman"/>
-                <w:b/>
-              </w:rPr>
-              <w:t xml:space="preserve"> </w:t>
-            </w:r>
-            <w:proofErr w:type="spellStart"/>
-            <w:r>
-              <w:rPr>
-                <w:rFonts w:ascii="Times New Roman" w:hAnsi="Times New Roman"/>
-                <w:b/>
-              </w:rPr>
-              <w:t>Tên</w:t>
-            </w:r>
-            <w:proofErr w:type="spellEnd"/>
+            <w:r>
+              <w:t>(SIGNER)</w:t>
+            </w:r>
           </w:p>
         </w:tc>
       </w:tr>

--- a/webapp/templates/TOTRINH/11_Mau_Giay_trieu_tap.docx
+++ b/webapp/templates/TOTRINH/11_Mau_Giay_trieu_tap.docx
@@ -586,68 +586,9 @@
           <w:rFonts w:ascii="Times New Roman" w:hAnsi="Times New Roman"/>
         </w:rPr>
       </w:pPr>
-      <w:proofErr w:type="spellStart"/>
-      <w:r>
-        <w:rPr>
-          <w:rFonts w:ascii="Times New Roman" w:hAnsi="Times New Roman"/>
-        </w:rPr>
-        <w:t>Hội</w:t>
-      </w:r>
-      <w:proofErr w:type="spellEnd"/>
-      <w:r>
-        <w:rPr>
-          <w:rFonts w:ascii="Times New Roman" w:hAnsi="Times New Roman"/>
-        </w:rPr>
-        <w:t xml:space="preserve"> </w:t>
-      </w:r>
-      <w:proofErr w:type="spellStart"/>
-      <w:r>
-        <w:rPr>
-          <w:rFonts w:ascii="Times New Roman" w:hAnsi="Times New Roman"/>
-        </w:rPr>
-        <w:t>nghị</w:t>
-      </w:r>
-      <w:proofErr w:type="spellEnd"/>
-      <w:r>
-        <w:rPr>
-          <w:rFonts w:ascii="Times New Roman" w:hAnsi="Times New Roman"/>
-        </w:rPr>
-        <w:t>……</w:t>
-      </w:r>
-      <w:proofErr w:type="gramStart"/>
-      <w:r>
-        <w:rPr>
-          <w:rFonts w:ascii="Times New Roman" w:hAnsi="Times New Roman"/>
-        </w:rPr>
-        <w:t>…(</w:t>
-      </w:r>
-      <w:r>
-        <w:rPr>
-          <w:rFonts w:ascii="Times New Roman" w:hAnsi="Times New Roman"/>
-        </w:rPr>
-        <w:t>3</w:t>
-      </w:r>
-      <w:r>
-        <w:rPr>
-          <w:rFonts w:ascii="Times New Roman" w:hAnsi="Times New Roman"/>
-        </w:rPr>
-        <w:t>)…</w:t>
-      </w:r>
-      <w:proofErr w:type="gramEnd"/>
-      <w:r>
-        <w:rPr>
-          <w:rFonts w:ascii="Times New Roman" w:hAnsi="Times New Roman"/>
-        </w:rPr>
-        <w:t>…………</w:t>
-      </w:r>
-      <w:proofErr w:type="gramStart"/>
-      <w:r>
-        <w:rPr>
-          <w:rFonts w:ascii="Times New Roman" w:hAnsi="Times New Roman"/>
-        </w:rPr>
-        <w:t>…..</w:t>
-      </w:r>
-      <w:proofErr w:type="gramEnd"/>
+      <w:r>
+        <w:t>(TITLE)</w:t>
+      </w:r>
     </w:p>
     <w:p>
       <w:pPr>
